--- a/docs/05-database-structure.docx
+++ b/docs/05-database-structure.docx
@@ -28,19 +28,44 @@
         <w:t xml:space="preserve">backend/src/schema.js</w:t>
       </w:r>
       <w:r>
-        <w:t xml:space="preserve">. Booleans are stored as INTEGER (0/1) in both SQLite</w:t>
-      </w:r>
-      <w:r>
-        <w:t xml:space="preserve"> </w:t>
-      </w:r>
-      <w:r>
-        <w:t xml:space="preserve">and Postgres so application logic is identical. JSON-ish lists (matching tracks/sponsors) are</w:t>
-      </w:r>
-      <w:r>
-        <w:t xml:space="preserve"> </w:t>
-      </w:r>
-      <w:r>
-        <w:t xml:space="preserve">stored as TEXT.</w:t>
+        <w:t xml:space="preserve">. The platform is</w:t>
+      </w:r>
+      <w:r>
+        <w:t xml:space="preserve"> </w:t>
+      </w:r>
+      <w:r>
+        <w:rPr>
+          <w:b/>
+          <w:bCs/>
+        </w:rPr>
+        <w:t xml:space="preserve">multi-hackathon</w:t>
+      </w:r>
+      <w:r>
+        <w:t xml:space="preserve">: most tables are</w:t>
+      </w:r>
+      <w:r>
+        <w:t xml:space="preserve"> </w:t>
+      </w:r>
+      <w:r>
+        <w:t xml:space="preserve">scoped by</w:t>
+      </w:r>
+      <w:r>
+        <w:t xml:space="preserve"> </w:t>
+      </w:r>
+      <w:r>
+        <w:rPr>
+          <w:rStyle w:val="VerbatimChar"/>
+        </w:rPr>
+        <w:t xml:space="preserve">hackathon_id</w:t>
+      </w:r>
+      <w:r>
+        <w:t xml:space="preserve">. Booleans are stored as INTEGER (0/1) in both SQLite and Postgres.</w:t>
+      </w:r>
+      <w:r>
+        <w:t xml:space="preserve"> </w:t>
+      </w:r>
+      <w:r>
+        <w:t xml:space="preserve">Matching track/sponsor selections are stored as JSON text.</w:t>
       </w:r>
     </w:p>
     <w:bookmarkStart w:id="9" w:name="er-relationship-notes"/>
@@ -64,17 +89,59 @@
         <w:rPr>
           <w:rStyle w:val="VerbatimChar"/>
         </w:rPr>
-        <w:t xml:space="preserve">users</w:t>
-      </w:r>
-      <w:r>
-        <w:t xml:space="preserve"> </w:t>
-      </w:r>
-      <w:r>
-        <w:rPr>
-          <w:b/>
-          <w:bCs/>
-        </w:rPr>
-        <w:t xml:space="preserve">1—1</w:t>
+        <w:t xml:space="preserve">hackathons</w:t>
+      </w:r>
+      <w:r>
+        <w:t xml:space="preserve"> </w:t>
+      </w:r>
+      <w:r>
+        <w:rPr>
+          <w:b/>
+          <w:bCs/>
+        </w:rPr>
+        <w:t xml:space="preserve">1—M</w:t>
+      </w:r>
+      <w:r>
+        <w:t xml:space="preserve"> </w:t>
+      </w:r>
+      <w:r>
+        <w:t xml:space="preserve">everything scoped:</w:t>
+      </w:r>
+      <w:r>
+        <w:t xml:space="preserve"> </w:t>
+      </w:r>
+      <w:r>
+        <w:rPr>
+          <w:rStyle w:val="VerbatimChar"/>
+        </w:rPr>
+        <w:t xml:space="preserve">tracks</w:t>
+      </w:r>
+      <w:r>
+        <w:t xml:space="preserve">,</w:t>
+      </w:r>
+      <w:r>
+        <w:t xml:space="preserve"> </w:t>
+      </w:r>
+      <w:r>
+        <w:rPr>
+          <w:rStyle w:val="VerbatimChar"/>
+        </w:rPr>
+        <w:t xml:space="preserve">sponsors</w:t>
+      </w:r>
+      <w:r>
+        <w:t xml:space="preserve">,</w:t>
+      </w:r>
+      <w:r>
+        <w:t xml:space="preserve"> </w:t>
+      </w:r>
+      <w:r>
+        <w:rPr>
+          <w:rStyle w:val="VerbatimChar"/>
+        </w:rPr>
+        <w:t xml:space="preserve">projects</w:t>
+      </w:r>
+      <w:r>
+        <w:t xml:space="preserve">,</w:t>
       </w:r>
       <w:r>
         <w:t xml:space="preserve"> </w:t>
@@ -86,10 +153,43 @@
         <w:t xml:space="preserve">matching_profiles</w:t>
       </w:r>
       <w:r>
-        <w:t xml:space="preserve"> </w:t>
-      </w:r>
-      <w:r>
-        <w:t xml:space="preserve">(a user has at most one matching profile).</w:t>
+        <w:t xml:space="preserve">,</w:t>
+      </w:r>
+      <w:r>
+        <w:t xml:space="preserve"> </w:t>
+      </w:r>
+      <w:r>
+        <w:rPr>
+          <w:rStyle w:val="VerbatimChar"/>
+        </w:rPr>
+        <w:t xml:space="preserve">matching_runs</w:t>
+      </w:r>
+      <w:r>
+        <w:t xml:space="preserve">,</w:t>
+      </w:r>
+      <w:r>
+        <w:t xml:space="preserve"> </w:t>
+      </w:r>
+      <w:r>
+        <w:rPr>
+          <w:rStyle w:val="VerbatimChar"/>
+        </w:rPr>
+        <w:t xml:space="preserve">hackathon_judges</w:t>
+      </w:r>
+      <w:r>
+        <w:t xml:space="preserve">,</w:t>
+      </w:r>
+      <w:r>
+        <w:t xml:space="preserve"> </w:t>
+      </w:r>
+      <w:r>
+        <w:rPr>
+          <w:rStyle w:val="VerbatimChar"/>
+        </w:rPr>
+        <w:t xml:space="preserve">project_participants</w:t>
+      </w:r>
+      <w:r>
+        <w:t xml:space="preserve">.</w:t>
       </w:r>
     </w:p>
     <w:p>
@@ -110,75 +210,53 @@
         <w:t xml:space="preserve"> </w:t>
       </w:r>
       <w:r>
-        <w:rPr>
-          <w:b/>
-          <w:bCs/>
-        </w:rPr>
-        <w:t xml:space="preserve">1—M</w:t>
-      </w:r>
-      <w:r>
-        <w:t xml:space="preserve"> </w:t>
-      </w:r>
-      <w:r>
-        <w:rPr>
-          <w:rStyle w:val="VerbatimChar"/>
-        </w:rPr>
-        <w:t xml:space="preserve">projects</w:t>
-      </w:r>
-      <w:r>
-        <w:t xml:space="preserve"> </w:t>
-      </w:r>
-      <w:r>
-        <w:t xml:space="preserve">(as</w:t>
-      </w:r>
-      <w:r>
-        <w:t xml:space="preserve"> </w:t>
-      </w:r>
-      <w:r>
-        <w:rPr>
-          <w:rStyle w:val="VerbatimChar"/>
-        </w:rPr>
-        <w:t xml:space="preserve">created_by</w:t>
-      </w:r>
-      <w:r>
-        <w:t xml:space="preserve">);</w:t>
-      </w:r>
-      <w:r>
-        <w:t xml:space="preserve"> </w:t>
-      </w:r>
-      <w:r>
-        <w:rPr>
-          <w:rStyle w:val="VerbatimChar"/>
-        </w:rPr>
-        <w:t xml:space="preserve">users</w:t>
-      </w:r>
-      <w:r>
-        <w:t xml:space="preserve"> </w:t>
-      </w:r>
-      <w:r>
-        <w:rPr>
-          <w:b/>
-          <w:bCs/>
-        </w:rPr>
-        <w:t xml:space="preserve">M—M</w:t>
-      </w:r>
-      <w:r>
-        <w:t xml:space="preserve"> </w:t>
-      </w:r>
-      <w:r>
-        <w:rPr>
-          <w:rStyle w:val="VerbatimChar"/>
-        </w:rPr>
-        <w:t xml:space="preserve">projects</w:t>
-      </w:r>
-      <w:r>
-        <w:t xml:space="preserve"> </w:t>
-      </w:r>
-      <w:r>
-        <w:t xml:space="preserve">through</w:t>
-      </w:r>
-      <w:r>
-        <w:t xml:space="preserve"> </w:t>
+        <w:t xml:space="preserve">are</w:t>
+      </w:r>
+      <w:r>
+        <w:t xml:space="preserve"> </w:t>
+      </w:r>
+      <w:r>
+        <w:rPr>
+          <w:b/>
+          <w:bCs/>
+        </w:rPr>
+        <w:t xml:space="preserve">global</w:t>
+      </w:r>
+      <w:r>
+        <w:t xml:space="preserve"> </w:t>
+      </w:r>
+      <w:r>
+        <w:t xml:space="preserve">accounts. A user relates to a hackathon by: being a judge</w:t>
+      </w:r>
+      <w:r>
+        <w:t xml:space="preserve"> </w:t>
+      </w:r>
+      <w:r>
+        <w:t xml:space="preserve">(</w:t>
+      </w:r>
+      <w:r>
+        <w:rPr>
+          <w:rStyle w:val="VerbatimChar"/>
+        </w:rPr>
+        <w:t xml:space="preserve">hackathon_judges</w:t>
+      </w:r>
+      <w:r>
+        <w:t xml:space="preserve">), opting into matching (</w:t>
+      </w:r>
+      <w:r>
+        <w:rPr>
+          <w:rStyle w:val="VerbatimChar"/>
+        </w:rPr>
+        <w:t xml:space="preserve">matching_profiles</w:t>
+      </w:r>
+      <w:r>
+        <w:t xml:space="preserve">), or joining a project</w:t>
+      </w:r>
+      <w:r>
+        <w:t xml:space="preserve"> </w:t>
+      </w:r>
+      <w:r>
+        <w:t xml:space="preserve">(</w:t>
       </w:r>
       <w:r>
         <w:rPr>
@@ -187,23 +265,7 @@
         <w:t xml:space="preserve">project_participants</w:t>
       </w:r>
       <w:r>
-        <w:t xml:space="preserve">, but constrained to</w:t>
-      </w:r>
-      <w:r>
-        <w:t xml:space="preserve"> </w:t>
-      </w:r>
-      <w:r>
-        <w:rPr>
-          <w:b/>
-          <w:bCs/>
-        </w:rPr>
-        <w:t xml:space="preserve">at most one</w:t>
-      </w:r>
-      <w:r>
-        <w:t xml:space="preserve"> </w:t>
-      </w:r>
-      <w:r>
-        <w:t xml:space="preserve">project per user.</w:t>
+        <w:t xml:space="preserve">).</w:t>
       </w:r>
     </w:p>
     <w:p>
@@ -218,7 +280,7 @@
         <w:rPr>
           <w:rStyle w:val="VerbatimChar"/>
         </w:rPr>
-        <w:t xml:space="preserve">projects</w:t>
+        <w:t xml:space="preserve">users</w:t>
       </w:r>
       <w:r>
         <w:t xml:space="preserve"> </w:t>
@@ -237,71 +299,28 @@
         <w:rPr>
           <w:rStyle w:val="VerbatimChar"/>
         </w:rPr>
-        <w:t xml:space="preserve">tracks</w:t>
-      </w:r>
-      <w:r>
-        <w:t xml:space="preserve"> </w:t>
-      </w:r>
-      <w:r>
-        <w:t xml:space="preserve">through</w:t>
-      </w:r>
-      <w:r>
-        <w:t xml:space="preserve"> </w:t>
-      </w:r>
-      <w:r>
-        <w:rPr>
-          <w:rStyle w:val="VerbatimChar"/>
-        </w:rPr>
-        <w:t xml:space="preserve">project_tracks</w:t>
-      </w:r>
-      <w:r>
-        <w:t xml:space="preserve">;</w:t>
-      </w:r>
-      <w:r>
-        <w:t xml:space="preserve"> </w:t>
-      </w:r>
-      <w:r>
-        <w:rPr>
-          <w:rStyle w:val="VerbatimChar"/>
-        </w:rPr>
-        <w:t xml:space="preserve">projects</w:t>
-      </w:r>
-      <w:r>
-        <w:t xml:space="preserve"> </w:t>
-      </w:r>
-      <w:r>
-        <w:rPr>
-          <w:b/>
-          <w:bCs/>
-        </w:rPr>
-        <w:t xml:space="preserve">M—M</w:t>
-      </w:r>
-      <w:r>
-        <w:t xml:space="preserve"> </w:t>
-      </w:r>
-      <w:r>
-        <w:rPr>
-          <w:rStyle w:val="VerbatimChar"/>
-        </w:rPr>
-        <w:t xml:space="preserve">sponsors</w:t>
-      </w:r>
-      <w:r>
-        <w:t xml:space="preserve"> </w:t>
-      </w:r>
-      <w:r>
-        <w:t xml:space="preserve">through</w:t>
-      </w:r>
-      <w:r>
-        <w:t xml:space="preserve"> </w:t>
-      </w:r>
-      <w:r>
-        <w:rPr>
-          <w:rStyle w:val="VerbatimChar"/>
-        </w:rPr>
-        <w:t xml:space="preserve">project_sponsors</w:t>
-      </w:r>
-      <w:r>
-        <w:t xml:space="preserve">.</w:t>
+        <w:t xml:space="preserve">hackathons</w:t>
+      </w:r>
+      <w:r>
+        <w:t xml:space="preserve"> </w:t>
+      </w:r>
+      <w:r>
+        <w:t xml:space="preserve">via</w:t>
+      </w:r>
+      <w:r>
+        <w:t xml:space="preserve"> </w:t>
+      </w:r>
+      <w:r>
+        <w:rPr>
+          <w:rStyle w:val="VerbatimChar"/>
+        </w:rPr>
+        <w:t xml:space="preserve">hackathon_judges</w:t>
+      </w:r>
+      <w:r>
+        <w:t xml:space="preserve"> </w:t>
+      </w:r>
+      <w:r>
+        <w:t xml:space="preserve">(who may view &amp; judge).</w:t>
       </w:r>
     </w:p>
     <w:p>
@@ -313,75 +332,47 @@
         </w:numPr>
       </w:pPr>
       <w:r>
-        <w:rPr>
-          <w:rStyle w:val="VerbatimChar"/>
-        </w:rPr>
-        <w:t xml:space="preserve">projects</w:t>
-      </w:r>
-      <w:r>
-        <w:t xml:space="preserve"> </w:t>
-      </w:r>
-      <w:r>
-        <w:rPr>
-          <w:b/>
-          <w:bCs/>
-        </w:rPr>
-        <w:t xml:space="preserve">1—M</w:t>
-      </w:r>
-      <w:r>
-        <w:t xml:space="preserve"> </w:t>
-      </w:r>
-      <w:r>
-        <w:rPr>
-          <w:rStyle w:val="VerbatimChar"/>
-        </w:rPr>
-        <w:t xml:space="preserve">scores</w:t>
-      </w:r>
-      <w:r>
-        <w:t xml:space="preserve">;</w:t>
-      </w:r>
-      <w:r>
-        <w:t xml:space="preserve"> </w:t>
-      </w:r>
-      <w:r>
-        <w:rPr>
-          <w:rStyle w:val="VerbatimChar"/>
-        </w:rPr>
-        <w:t xml:space="preserve">users</w:t>
-      </w:r>
-      <w:r>
-        <w:t xml:space="preserve"> </w:t>
-      </w:r>
-      <w:r>
-        <w:t xml:space="preserve">(judges)</w:t>
-      </w:r>
-      <w:r>
-        <w:t xml:space="preserve"> </w:t>
-      </w:r>
-      <w:r>
-        <w:rPr>
-          <w:b/>
-          <w:bCs/>
-        </w:rPr>
-        <w:t xml:space="preserve">1—M</w:t>
-      </w:r>
-      <w:r>
-        <w:t xml:space="preserve"> </w:t>
-      </w:r>
-      <w:r>
-        <w:rPr>
-          <w:rStyle w:val="VerbatimChar"/>
-        </w:rPr>
-        <w:t xml:space="preserve">scores</w:t>
-      </w:r>
-      <w:r>
-        <w:t xml:space="preserve">; one score per</w:t>
-      </w:r>
-      <w:r>
-        <w:t xml:space="preserve"> </w:t>
-      </w:r>
-      <w:r>
-        <w:t xml:space="preserve">(project, judge).</w:t>
+        <w:t xml:space="preserve">A user may be on</w:t>
+      </w:r>
+      <w:r>
+        <w:t xml:space="preserve"> </w:t>
+      </w:r>
+      <w:r>
+        <w:rPr>
+          <w:b/>
+          <w:bCs/>
+        </w:rPr>
+        <w:t xml:space="preserve">at most one project per hackathon</w:t>
+      </w:r>
+      <w:r>
+        <w:t xml:space="preserve"> </w:t>
+      </w:r>
+      <w:r>
+        <w:t xml:space="preserve">(</w:t>
+      </w:r>
+      <w:r>
+        <w:rPr>
+          <w:rStyle w:val="VerbatimChar"/>
+        </w:rPr>
+        <w:t xml:space="preserve">UNIQUE(hackathon_id, user_id)</w:t>
+      </w:r>
+      <w:r>
+        <w:t xml:space="preserve"> </w:t>
+      </w:r>
+      <w:r>
+        <w:t xml:space="preserve">on</w:t>
+      </w:r>
+      <w:r>
+        <w:t xml:space="preserve"> </w:t>
+      </w:r>
+      <w:r>
+        <w:rPr>
+          <w:rStyle w:val="VerbatimChar"/>
+        </w:rPr>
+        <w:t xml:space="preserve">project_participants</w:t>
+      </w:r>
+      <w:r>
+        <w:t xml:space="preserve">) — but can participate in different hackathons.</w:t>
       </w:r>
     </w:p>
     <w:p>
@@ -396,50 +387,109 @@
         <w:rPr>
           <w:rStyle w:val="VerbatimChar"/>
         </w:rPr>
-        <w:t xml:space="preserve">matching_profiles</w:t>
-      </w:r>
-      <w:r>
-        <w:t xml:space="preserve"> </w:t>
-      </w:r>
-      <w:r>
-        <w:t xml:space="preserve">group membership is denormalized via</w:t>
-      </w:r>
-      <w:r>
-        <w:t xml:space="preserve"> </w:t>
-      </w:r>
-      <w:r>
-        <w:rPr>
-          <w:rStyle w:val="VerbatimChar"/>
-        </w:rPr>
-        <w:t xml:space="preserve">group_id</w:t>
-      </w:r>
-      <w:r>
-        <w:t xml:space="preserve">; a</w:t>
-      </w:r>
-      <w:r>
-        <w:t xml:space="preserve"> </w:t>
-      </w:r>
-      <w:r>
-        <w:rPr>
-          <w:rStyle w:val="VerbatimChar"/>
-        </w:rPr>
-        <w:t xml:space="preserve">matching_runs</w:t>
-      </w:r>
-      <w:r>
-        <w:t xml:space="preserve"> </w:t>
-      </w:r>
-      <w:r>
-        <w:t xml:space="preserve">row</w:t>
-      </w:r>
-      <w:r>
-        <w:t xml:space="preserve"> </w:t>
-      </w:r>
-      <w:r>
-        <w:t xml:space="preserve">records each matching execution.</w:t>
+        <w:t xml:space="preserve">projects</w:t>
+      </w:r>
+      <w:r>
+        <w:t xml:space="preserve"> </w:t>
+      </w:r>
+      <w:r>
+        <w:rPr>
+          <w:b/>
+          <w:bCs/>
+        </w:rPr>
+        <w:t xml:space="preserve">M—M</w:t>
+      </w:r>
+      <w:r>
+        <w:t xml:space="preserve"> </w:t>
+      </w:r>
+      <w:r>
+        <w:rPr>
+          <w:rStyle w:val="VerbatimChar"/>
+        </w:rPr>
+        <w:t xml:space="preserve">tracks</w:t>
+      </w:r>
+      <w:r>
+        <w:t xml:space="preserve">/</w:t>
+      </w:r>
+      <w:r>
+        <w:rPr>
+          <w:rStyle w:val="VerbatimChar"/>
+        </w:rPr>
+        <w:t xml:space="preserve">sponsors</w:t>
+      </w:r>
+      <w:r>
+        <w:t xml:space="preserve"> </w:t>
+      </w:r>
+      <w:r>
+        <w:t xml:space="preserve">via</w:t>
+      </w:r>
+      <w:r>
+        <w:t xml:space="preserve"> </w:t>
+      </w:r>
+      <w:r>
+        <w:rPr>
+          <w:rStyle w:val="VerbatimChar"/>
+        </w:rPr>
+        <w:t xml:space="preserve">project_tracks</w:t>
+      </w:r>
+      <w:r>
+        <w:t xml:space="preserve"> </w:t>
+      </w:r>
+      <w:r>
+        <w:t xml:space="preserve">/</w:t>
+      </w:r>
+      <w:r>
+        <w:t xml:space="preserve"> </w:t>
+      </w:r>
+      <w:r>
+        <w:rPr>
+          <w:rStyle w:val="VerbatimChar"/>
+        </w:rPr>
+        <w:t xml:space="preserve">project_sponsors</w:t>
+      </w:r>
+      <w:r>
+        <w:t xml:space="preserve">.</w:t>
+      </w:r>
+    </w:p>
+    <w:p>
+      <w:pPr>
+        <w:pStyle w:val="Compact"/>
+        <w:numPr>
+          <w:ilvl w:val="0"/>
+          <w:numId w:val="1001"/>
+        </w:numPr>
+      </w:pPr>
+      <w:r>
+        <w:rPr>
+          <w:rStyle w:val="VerbatimChar"/>
+        </w:rPr>
+        <w:t xml:space="preserve">projects</w:t>
+      </w:r>
+      <w:r>
+        <w:t xml:space="preserve"> </w:t>
+      </w:r>
+      <w:r>
+        <w:rPr>
+          <w:b/>
+          <w:bCs/>
+        </w:rPr>
+        <w:t xml:space="preserve">1—M</w:t>
+      </w:r>
+      <w:r>
+        <w:t xml:space="preserve"> </w:t>
+      </w:r>
+      <w:r>
+        <w:rPr>
+          <w:rStyle w:val="VerbatimChar"/>
+        </w:rPr>
+        <w:t xml:space="preserve">scores</w:t>
+      </w:r>
+      <w:r>
+        <w:t xml:space="preserve">; one score per (project, judge).</w:t>
       </w:r>
     </w:p>
     <w:bookmarkEnd w:id="9"/>
-    <w:bookmarkStart w:id="21" w:name="tables"/>
+    <w:bookmarkStart w:id="20" w:name="tables"/>
     <w:p>
       <w:pPr>
         <w:pStyle w:val="Heading2"/>
@@ -485,7 +535,13 @@
         <w:t xml:space="preserve"> </w:t>
       </w:r>
       <w:r>
-        <w:t xml:space="preserve">Accounts (participants, judges, admin).</w:t>
+        <w:t xml:space="preserve">Global accounts (participants, judges, admin). Judge/view access is per</w:t>
+      </w:r>
+      <w:r>
+        <w:t xml:space="preserve"> </w:t>
+      </w:r>
+      <w:r>
+        <w:t xml:space="preserve">hackathon, not a column here.</w:t>
       </w:r>
     </w:p>
     <w:p>
@@ -512,6 +568,31 @@
         </w:rPr>
         <w:t xml:space="preserve">id</w:t>
       </w:r>
+      <w:r>
+        <w:t xml:space="preserve"> </w:t>
+      </w:r>
+      <w:r>
+        <w:t xml:space="preserve">·</w:t>
+      </w:r>
+      <w:r>
+        <w:t xml:space="preserve"> </w:t>
+      </w:r>
+      <w:r>
+        <w:rPr>
+          <w:b/>
+          <w:bCs/>
+        </w:rPr>
+        <w:t xml:space="preserve">Unique:</w:t>
+      </w:r>
+      <w:r>
+        <w:t xml:space="preserve"> </w:t>
+      </w:r>
+      <w:r>
+        <w:rPr>
+          <w:rStyle w:val="VerbatimChar"/>
+        </w:rPr>
+        <w:t xml:space="preserve">email</w:t>
+      </w:r>
     </w:p>
     <w:p>
       <w:pPr>
@@ -526,13 +607,140 @@
           <w:b/>
           <w:bCs/>
         </w:rPr>
-        <w:t xml:space="preserve">Foreign Keys:</w:t>
-      </w:r>
-      <w:r>
-        <w:t xml:space="preserve"> </w:t>
-      </w:r>
-      <w:r>
-        <w:t xml:space="preserve">none</w:t>
+        <w:t xml:space="preserve">Columns:</w:t>
+      </w:r>
+      <w:r>
+        <w:t xml:space="preserve"> </w:t>
+      </w:r>
+      <w:r>
+        <w:rPr>
+          <w:rStyle w:val="VerbatimChar"/>
+        </w:rPr>
+        <w:t xml:space="preserve">id</w:t>
+      </w:r>
+      <w:r>
+        <w:t xml:space="preserve"> </w:t>
+      </w:r>
+      <w:r>
+        <w:t xml:space="preserve">int PK;</w:t>
+      </w:r>
+      <w:r>
+        <w:t xml:space="preserve"> </w:t>
+      </w:r>
+      <w:r>
+        <w:rPr>
+          <w:rStyle w:val="VerbatimChar"/>
+        </w:rPr>
+        <w:t xml:space="preserve">email</w:t>
+      </w:r>
+      <w:r>
+        <w:t xml:space="preserve"> </w:t>
+      </w:r>
+      <w:r>
+        <w:t xml:space="preserve">text unique;</w:t>
+      </w:r>
+      <w:r>
+        <w:t xml:space="preserve"> </w:t>
+      </w:r>
+      <w:r>
+        <w:rPr>
+          <w:rStyle w:val="VerbatimChar"/>
+        </w:rPr>
+        <w:t xml:space="preserve">password_hash</w:t>
+      </w:r>
+      <w:r>
+        <w:t xml:space="preserve"> </w:t>
+      </w:r>
+      <w:r>
+        <w:t xml:space="preserve">text;</w:t>
+      </w:r>
+      <w:r>
+        <w:t xml:space="preserve"> </w:t>
+      </w:r>
+      <w:r>
+        <w:rPr>
+          <w:rStyle w:val="VerbatimChar"/>
+        </w:rPr>
+        <w:t xml:space="preserve">linkedin</w:t>
+      </w:r>
+      <w:r>
+        <w:t xml:space="preserve"> </w:t>
+      </w:r>
+      <w:r>
+        <w:t xml:space="preserve">text;</w:t>
+      </w:r>
+      <w:r>
+        <w:t xml:space="preserve"> </w:t>
+      </w:r>
+      <w:r>
+        <w:rPr>
+          <w:rStyle w:val="VerbatimChar"/>
+        </w:rPr>
+        <w:t xml:space="preserve">role</w:t>
+      </w:r>
+      <w:r>
+        <w:t xml:space="preserve"> </w:t>
+      </w:r>
+      <w:r>
+        <w:t xml:space="preserve">text (</w:t>
+      </w:r>
+      <w:r>
+        <w:rPr>
+          <w:rStyle w:val="VerbatimChar"/>
+        </w:rPr>
+        <w:t xml:space="preserve">'user'</w:t>
+      </w:r>
+      <w:r>
+        <w:t xml:space="preserve"> </w:t>
+      </w:r>
+      <w:r>
+        <w:t xml:space="preserve">|</w:t>
+      </w:r>
+      <w:r>
+        <w:t xml:space="preserve"> </w:t>
+      </w:r>
+      <w:r>
+        <w:rPr>
+          <w:rStyle w:val="VerbatimChar"/>
+        </w:rPr>
+        <w:t xml:space="preserve">'admin'</w:t>
+      </w:r>
+      <w:r>
+        <w:t xml:space="preserve">);</w:t>
+      </w:r>
+      <w:r>
+        <w:t xml:space="preserve"> </w:t>
+      </w:r>
+      <w:r>
+        <w:rPr>
+          <w:rStyle w:val="VerbatimChar"/>
+        </w:rPr>
+        <w:t xml:space="preserve">created_at</w:t>
+      </w:r>
+      <w:r>
+        <w:t xml:space="preserve"> </w:t>
+      </w:r>
+      <w:r>
+        <w:t xml:space="preserve">text.</w:t>
+      </w:r>
+    </w:p>
+    <w:bookmarkEnd w:id="10"/>
+    <w:bookmarkStart w:id="11" w:name="table-hackathons"/>
+    <w:p>
+      <w:pPr>
+        <w:pStyle w:val="Heading3"/>
+      </w:pPr>
+      <w:r>
+        <w:t xml:space="preserve">Table:</w:t>
+      </w:r>
+      <w:r>
+        <w:t xml:space="preserve"> </w:t>
+      </w:r>
+      <w:r>
+        <w:rPr>
+          <w:rStyle w:val="VerbatimChar"/>
+        </w:rPr>
+        <w:t xml:space="preserve">hackathons</w:t>
       </w:r>
     </w:p>
     <w:p>
@@ -540,7 +748,7 @@
         <w:pStyle w:val="Compact"/>
         <w:numPr>
           <w:ilvl w:val="0"/>
-          <w:numId w:val="1002"/>
+          <w:numId w:val="1003"/>
         </w:numPr>
       </w:pPr>
       <w:r>
@@ -548,16 +756,13 @@
           <w:b/>
           <w:bCs/>
         </w:rPr>
-        <w:t xml:space="preserve">Unique Constraints:</w:t>
-      </w:r>
-      <w:r>
-        <w:t xml:space="preserve"> </w:t>
-      </w:r>
-      <w:r>
-        <w:rPr>
-          <w:rStyle w:val="VerbatimChar"/>
-        </w:rPr>
-        <w:t xml:space="preserve">email</w:t>
+        <w:t xml:space="preserve">Purpose:</w:t>
+      </w:r>
+      <w:r>
+        <w:t xml:space="preserve"> </w:t>
+      </w:r>
+      <w:r>
+        <w:t xml:space="preserve">A hackathon instance with its own name, details and scoped data.</w:t>
       </w:r>
     </w:p>
     <w:p>
@@ -565,7 +770,7 @@
         <w:pStyle w:val="Compact"/>
         <w:numPr>
           <w:ilvl w:val="0"/>
-          <w:numId w:val="1002"/>
+          <w:numId w:val="1003"/>
         </w:numPr>
       </w:pPr>
       <w:r>
@@ -573,19 +778,38 @@
           <w:b/>
           <w:bCs/>
         </w:rPr>
-        <w:t xml:space="preserve">Columns:</w:t>
+        <w:t xml:space="preserve">Primary Key:</w:t>
+      </w:r>
+      <w:r>
+        <w:t xml:space="preserve"> </w:t>
+      </w:r>
+      <w:r>
+        <w:rPr>
+          <w:rStyle w:val="VerbatimChar"/>
+        </w:rPr>
+        <w:t xml:space="preserve">id</w:t>
       </w:r>
     </w:p>
     <w:p>
       <w:pPr>
         <w:pStyle w:val="Compact"/>
         <w:numPr>
-          <w:ilvl w:val="1"/>
+          <w:ilvl w:val="0"/>
           <w:numId w:val="1003"/>
         </w:numPr>
       </w:pPr>
       <w:r>
         <w:rPr>
+          <w:b/>
+          <w:bCs/>
+        </w:rPr>
+        <w:t xml:space="preserve">Columns:</w:t>
+      </w:r>
+      <w:r>
+        <w:t xml:space="preserve"> </w:t>
+      </w:r>
+      <w:r>
+        <w:rPr>
           <w:rStyle w:val="VerbatimChar"/>
         </w:rPr>
         <w:t xml:space="preserve">id</w:t>
@@ -594,176 +818,56 @@
         <w:t xml:space="preserve"> </w:t>
       </w:r>
       <w:r>
-        <w:t xml:space="preserve">| integer | no | PK | account id</w:t>
-      </w:r>
-    </w:p>
-    <w:p>
-      <w:pPr>
-        <w:pStyle w:val="Compact"/>
-        <w:numPr>
-          <w:ilvl w:val="1"/>
-          <w:numId w:val="1003"/>
-        </w:numPr>
-      </w:pPr>
-      <w:r>
-        <w:rPr>
-          <w:rStyle w:val="VerbatimChar"/>
-        </w:rPr>
-        <w:t xml:space="preserve">email</w:t>
-      </w:r>
-      <w:r>
-        <w:t xml:space="preserve"> </w:t>
-      </w:r>
-      <w:r>
-        <w:t xml:space="preserve">| text | no | unique | login email (admin account is</w:t>
-      </w:r>
-      <w:r>
-        <w:t xml:space="preserve"> </w:t>
-      </w:r>
-      <w:r>
-        <w:rPr>
-          <w:rStyle w:val="VerbatimChar"/>
-        </w:rPr>
-        <w:t xml:space="preserve">admin123</w:t>
-      </w:r>
-      <w:r>
-        <w:t xml:space="preserve">)</w:t>
-      </w:r>
-    </w:p>
-    <w:p>
-      <w:pPr>
-        <w:pStyle w:val="Compact"/>
-        <w:numPr>
-          <w:ilvl w:val="1"/>
-          <w:numId w:val="1003"/>
-        </w:numPr>
-      </w:pPr>
-      <w:r>
-        <w:rPr>
-          <w:rStyle w:val="VerbatimChar"/>
-        </w:rPr>
-        <w:t xml:space="preserve">password_hash</w:t>
-      </w:r>
-      <w:r>
-        <w:t xml:space="preserve"> </w:t>
-      </w:r>
-      <w:r>
-        <w:t xml:space="preserve">| text | no | — | bcrypt hash</w:t>
-      </w:r>
-    </w:p>
-    <w:p>
-      <w:pPr>
-        <w:pStyle w:val="Compact"/>
-        <w:numPr>
-          <w:ilvl w:val="1"/>
-          <w:numId w:val="1003"/>
-        </w:numPr>
-      </w:pPr>
-      <w:r>
-        <w:rPr>
-          <w:rStyle w:val="VerbatimChar"/>
-        </w:rPr>
-        <w:t xml:space="preserve">linkedin</w:t>
-      </w:r>
-      <w:r>
-        <w:t xml:space="preserve"> </w:t>
-      </w:r>
-      <w:r>
-        <w:t xml:space="preserve">| text | yes | — | LinkedIn URL</w:t>
-      </w:r>
-    </w:p>
-    <w:p>
-      <w:pPr>
-        <w:pStyle w:val="Compact"/>
-        <w:numPr>
-          <w:ilvl w:val="1"/>
-          <w:numId w:val="1003"/>
-        </w:numPr>
-      </w:pPr>
-      <w:r>
-        <w:rPr>
-          <w:rStyle w:val="VerbatimChar"/>
-        </w:rPr>
-        <w:t xml:space="preserve">role</w:t>
-      </w:r>
-      <w:r>
-        <w:t xml:space="preserve"> </w:t>
-      </w:r>
-      <w:r>
-        <w:t xml:space="preserve">| text | no | — |</w:t>
-      </w:r>
-      <w:r>
-        <w:t xml:space="preserve"> </w:t>
-      </w:r>
-      <w:r>
-        <w:rPr>
-          <w:rStyle w:val="VerbatimChar"/>
-        </w:rPr>
-        <w:t xml:space="preserve">'user'</w:t>
-      </w:r>
-      <w:r>
-        <w:t xml:space="preserve"> </w:t>
-      </w:r>
-      <w:r>
-        <w:t xml:space="preserve">or</w:t>
-      </w:r>
-      <w:r>
-        <w:t xml:space="preserve"> </w:t>
-      </w:r>
-      <w:r>
-        <w:rPr>
-          <w:rStyle w:val="VerbatimChar"/>
-        </w:rPr>
-        <w:t xml:space="preserve">'admin'</w:t>
-      </w:r>
-      <w:r>
-        <w:t xml:space="preserve"> </w:t>
-      </w:r>
-      <w:r>
-        <w:t xml:space="preserve">(default</w:t>
-      </w:r>
-      <w:r>
-        <w:t xml:space="preserve"> </w:t>
-      </w:r>
-      <w:r>
-        <w:rPr>
-          <w:rStyle w:val="VerbatimChar"/>
-        </w:rPr>
-        <w:t xml:space="preserve">'user'</w:t>
-      </w:r>
-      <w:r>
-        <w:t xml:space="preserve">)</w:t>
-      </w:r>
-    </w:p>
-    <w:p>
-      <w:pPr>
-        <w:pStyle w:val="Compact"/>
-        <w:numPr>
-          <w:ilvl w:val="1"/>
-          <w:numId w:val="1003"/>
-        </w:numPr>
-      </w:pPr>
-      <w:r>
-        <w:rPr>
-          <w:rStyle w:val="VerbatimChar"/>
-        </w:rPr>
-        <w:t xml:space="preserve">is_judge</w:t>
-      </w:r>
-      <w:r>
-        <w:t xml:space="preserve"> </w:t>
-      </w:r>
-      <w:r>
-        <w:t xml:space="preserve">| integer | no | — | 1 = may view &amp; judge projects (default 0)</w:t>
-      </w:r>
-    </w:p>
-    <w:p>
-      <w:pPr>
-        <w:pStyle w:val="Compact"/>
-        <w:numPr>
-          <w:ilvl w:val="1"/>
-          <w:numId w:val="1003"/>
-        </w:numPr>
-      </w:pPr>
+        <w:t xml:space="preserve">int PK;</w:t>
+      </w:r>
+      <w:r>
+        <w:t xml:space="preserve"> </w:t>
+      </w:r>
+      <w:r>
+        <w:rPr>
+          <w:rStyle w:val="VerbatimChar"/>
+        </w:rPr>
+        <w:t xml:space="preserve">name</w:t>
+      </w:r>
+      <w:r>
+        <w:t xml:space="preserve"> </w:t>
+      </w:r>
+      <w:r>
+        <w:t xml:space="preserve">text;</w:t>
+      </w:r>
+      <w:r>
+        <w:t xml:space="preserve"> </w:t>
+      </w:r>
+      <w:r>
+        <w:rPr>
+          <w:rStyle w:val="VerbatimChar"/>
+        </w:rPr>
+        <w:t xml:space="preserve">details</w:t>
+      </w:r>
+      <w:r>
+        <w:t xml:space="preserve"> </w:t>
+      </w:r>
+      <w:r>
+        <w:t xml:space="preserve">text;</w:t>
+      </w:r>
+      <w:r>
+        <w:t xml:space="preserve"> </w:t>
+      </w:r>
+      <w:r>
+        <w:rPr>
+          <w:rStyle w:val="VerbatimChar"/>
+        </w:rPr>
+        <w:t xml:space="preserve">created_by</w:t>
+      </w:r>
+      <w:r>
+        <w:t xml:space="preserve"> </w:t>
+      </w:r>
+      <w:r>
+        <w:t xml:space="preserve">int (users.id);</w:t>
+      </w:r>
+      <w:r>
+        <w:t xml:space="preserve"> </w:t>
+      </w:r>
       <w:r>
         <w:rPr>
           <w:rStyle w:val="VerbatimChar"/>
@@ -774,11 +878,11 @@
         <w:t xml:space="preserve"> </w:t>
       </w:r>
       <w:r>
-        <w:t xml:space="preserve">| text | no | — | ISO timestamp</w:t>
-      </w:r>
-    </w:p>
-    <w:bookmarkEnd w:id="10"/>
-    <w:bookmarkStart w:id="11" w:name="table-config"/>
+        <w:t xml:space="preserve">text.</w:t>
+      </w:r>
+    </w:p>
+    <w:bookmarkEnd w:id="11"/>
+    <w:bookmarkStart w:id="12" w:name="table-tracks-sponsors"/>
     <w:p>
       <w:pPr>
         <w:pStyle w:val="Heading3"/>
@@ -793,7 +897,22 @@
         <w:rPr>
           <w:rStyle w:val="VerbatimChar"/>
         </w:rPr>
-        <w:t xml:space="preserve">config</w:t>
+        <w:t xml:space="preserve">tracks</w:t>
+      </w:r>
+      <w:r>
+        <w:t xml:space="preserve"> </w:t>
+      </w:r>
+      <w:r>
+        <w:t xml:space="preserve">/</w:t>
+      </w:r>
+      <w:r>
+        <w:t xml:space="preserve"> </w:t>
+      </w:r>
+      <w:r>
+        <w:rPr>
+          <w:rStyle w:val="VerbatimChar"/>
+        </w:rPr>
+        <w:t xml:space="preserve">sponsors</w:t>
       </w:r>
     </w:p>
     <w:p>
@@ -815,7 +934,7 @@
         <w:t xml:space="preserve"> </w:t>
       </w:r>
       <w:r>
-        <w:t xml:space="preserve">Single-row hackathon settings.</w:t>
+        <w:t xml:space="preserve">Tracks / sponsors for one hackathon (multiple entries each).</w:t>
       </w:r>
     </w:p>
     <w:p>
@@ -846,17 +965,11 @@
         <w:t xml:space="preserve"> </w:t>
       </w:r>
       <w:r>
-        <w:t xml:space="preserve">(always 1)</w:t>
-      </w:r>
-    </w:p>
-    <w:p>
-      <w:pPr>
-        <w:pStyle w:val="Compact"/>
-        <w:numPr>
-          <w:ilvl w:val="0"/>
-          <w:numId w:val="1004"/>
-        </w:numPr>
-      </w:pPr>
+        <w:t xml:space="preserve">·</w:t>
+      </w:r>
+      <w:r>
+        <w:t xml:space="preserve"> </w:t>
+      </w:r>
       <w:r>
         <w:rPr>
           <w:b/>
@@ -877,31 +990,31 @@
         <w:t xml:space="preserve"> </w:t>
       </w:r>
       <w:r>
-        <w:t xml:space="preserve">integer PK;</w:t>
-      </w:r>
-      <w:r>
-        <w:t xml:space="preserve"> </w:t>
-      </w:r>
-      <w:r>
-        <w:rPr>
-          <w:rStyle w:val="VerbatimChar"/>
-        </w:rPr>
-        <w:t xml:space="preserve">hackathon_name</w:t>
-      </w:r>
-      <w:r>
-        <w:t xml:space="preserve"> </w:t>
-      </w:r>
-      <w:r>
-        <w:t xml:space="preserve">text;</w:t>
-      </w:r>
-      <w:r>
-        <w:t xml:space="preserve"> </w:t>
-      </w:r>
-      <w:r>
-        <w:rPr>
-          <w:rStyle w:val="VerbatimChar"/>
-        </w:rPr>
-        <w:t xml:space="preserve">details</w:t>
+        <w:t xml:space="preserve">int PK;</w:t>
+      </w:r>
+      <w:r>
+        <w:t xml:space="preserve"> </w:t>
+      </w:r>
+      <w:r>
+        <w:rPr>
+          <w:rStyle w:val="VerbatimChar"/>
+        </w:rPr>
+        <w:t xml:space="preserve">hackathon_id</w:t>
+      </w:r>
+      <w:r>
+        <w:t xml:space="preserve"> </w:t>
+      </w:r>
+      <w:r>
+        <w:t xml:space="preserve">int (FK→hackathons.id);</w:t>
+      </w:r>
+      <w:r>
+        <w:t xml:space="preserve"> </w:t>
+      </w:r>
+      <w:r>
+        <w:rPr>
+          <w:rStyle w:val="VerbatimChar"/>
+        </w:rPr>
+        <w:t xml:space="preserve">name</w:t>
       </w:r>
       <w:r>
         <w:t xml:space="preserve"> </w:t>
@@ -910,8 +1023,8 @@
         <w:t xml:space="preserve">text.</w:t>
       </w:r>
     </w:p>
-    <w:bookmarkEnd w:id="11"/>
-    <w:bookmarkStart w:id="12" w:name="table-tracks"/>
+    <w:bookmarkEnd w:id="12"/>
+    <w:bookmarkStart w:id="13" w:name="table-hackathon_judges"/>
     <w:p>
       <w:pPr>
         <w:pStyle w:val="Heading3"/>
@@ -926,7 +1039,7 @@
         <w:rPr>
           <w:rStyle w:val="VerbatimChar"/>
         </w:rPr>
-        <w:t xml:space="preserve">tracks</w:t>
+        <w:t xml:space="preserve">hackathon_judges</w:t>
       </w:r>
     </w:p>
     <w:p>
@@ -948,7 +1061,23 @@
         <w:t xml:space="preserve"> </w:t>
       </w:r>
       <w:r>
-        <w:t xml:space="preserve">Hackathon tracks (multiple entries).</w:t>
+        <w:t xml:space="preserve">Users the admin selected to</w:t>
+      </w:r>
+      <w:r>
+        <w:t xml:space="preserve"> </w:t>
+      </w:r>
+      <w:r>
+        <w:rPr>
+          <w:b/>
+          <w:bCs/>
+        </w:rPr>
+        <w:t xml:space="preserve">view &amp; judge</w:t>
+      </w:r>
+      <w:r>
+        <w:t xml:space="preserve"> </w:t>
+      </w:r>
+      <w:r>
+        <w:t xml:space="preserve">a given hackathon.</w:t>
       </w:r>
     </w:p>
     <w:p>
@@ -989,6 +1118,31 @@
           <w:b/>
           <w:bCs/>
         </w:rPr>
+        <w:t xml:space="preserve">Unique:</w:t>
+      </w:r>
+      <w:r>
+        <w:t xml:space="preserve"> </w:t>
+      </w:r>
+      <w:r>
+        <w:rPr>
+          <w:rStyle w:val="VerbatimChar"/>
+        </w:rPr>
+        <w:t xml:space="preserve">(hackathon_id, user_id)</w:t>
+      </w:r>
+    </w:p>
+    <w:p>
+      <w:pPr>
+        <w:pStyle w:val="Compact"/>
+        <w:numPr>
+          <w:ilvl w:val="0"/>
+          <w:numId w:val="1005"/>
+        </w:numPr>
+      </w:pPr>
+      <w:r>
+        <w:rPr>
+          <w:b/>
+          <w:bCs/>
+        </w:rPr>
         <w:t xml:space="preserve">Columns:</w:t>
       </w:r>
       <w:r>
@@ -1004,26 +1158,41 @@
         <w:t xml:space="preserve"> </w:t>
       </w:r>
       <w:r>
-        <w:t xml:space="preserve">integer PK;</w:t>
-      </w:r>
-      <w:r>
-        <w:t xml:space="preserve"> </w:t>
-      </w:r>
-      <w:r>
-        <w:rPr>
-          <w:rStyle w:val="VerbatimChar"/>
-        </w:rPr>
-        <w:t xml:space="preserve">name</w:t>
-      </w:r>
-      <w:r>
-        <w:t xml:space="preserve"> </w:t>
-      </w:r>
-      <w:r>
-        <w:t xml:space="preserve">text.</w:t>
-      </w:r>
-    </w:p>
-    <w:bookmarkEnd w:id="12"/>
-    <w:bookmarkStart w:id="13" w:name="table-sponsors"/>
+        <w:t xml:space="preserve">int PK;</w:t>
+      </w:r>
+      <w:r>
+        <w:t xml:space="preserve"> </w:t>
+      </w:r>
+      <w:r>
+        <w:rPr>
+          <w:rStyle w:val="VerbatimChar"/>
+        </w:rPr>
+        <w:t xml:space="preserve">hackathon_id</w:t>
+      </w:r>
+      <w:r>
+        <w:t xml:space="preserve"> </w:t>
+      </w:r>
+      <w:r>
+        <w:t xml:space="preserve">int;</w:t>
+      </w:r>
+      <w:r>
+        <w:t xml:space="preserve"> </w:t>
+      </w:r>
+      <w:r>
+        <w:rPr>
+          <w:rStyle w:val="VerbatimChar"/>
+        </w:rPr>
+        <w:t xml:space="preserve">user_id</w:t>
+      </w:r>
+      <w:r>
+        <w:t xml:space="preserve"> </w:t>
+      </w:r>
+      <w:r>
+        <w:t xml:space="preserve">int.</w:t>
+      </w:r>
+    </w:p>
+    <w:bookmarkEnd w:id="13"/>
+    <w:bookmarkStart w:id="14" w:name="table-matching_profiles"/>
     <w:p>
       <w:pPr>
         <w:pStyle w:val="Heading3"/>
@@ -1038,7 +1207,7 @@
         <w:rPr>
           <w:rStyle w:val="VerbatimChar"/>
         </w:rPr>
-        <w:t xml:space="preserve">sponsors</w:t>
+        <w:t xml:space="preserve">matching_profiles</w:t>
       </w:r>
     </w:p>
     <w:p>
@@ -1060,7 +1229,7 @@
         <w:t xml:space="preserve"> </w:t>
       </w:r>
       <w:r>
-        <w:t xml:space="preserve">Sponsors (multiple entries).</w:t>
+        <w:t xml:space="preserve">A participant’s team-matching opt-in within a hackathon.</w:t>
       </w:r>
     </w:p>
     <w:p>
@@ -1101,6 +1270,31 @@
           <w:b/>
           <w:bCs/>
         </w:rPr>
+        <w:t xml:space="preserve">Unique:</w:t>
+      </w:r>
+      <w:r>
+        <w:t xml:space="preserve"> </w:t>
+      </w:r>
+      <w:r>
+        <w:rPr>
+          <w:rStyle w:val="VerbatimChar"/>
+        </w:rPr>
+        <w:t xml:space="preserve">(hackathon_id, user_id)</w:t>
+      </w:r>
+    </w:p>
+    <w:p>
+      <w:pPr>
+        <w:pStyle w:val="Compact"/>
+        <w:numPr>
+          <w:ilvl w:val="0"/>
+          <w:numId w:val="1006"/>
+        </w:numPr>
+      </w:pPr>
+      <w:r>
+        <w:rPr>
+          <w:b/>
+          <w:bCs/>
+        </w:rPr>
         <w:t xml:space="preserve">Columns:</w:t>
       </w:r>
       <w:r>
@@ -1116,16 +1310,136 @@
         <w:t xml:space="preserve"> </w:t>
       </w:r>
       <w:r>
-        <w:t xml:space="preserve">integer PK;</w:t>
-      </w:r>
-      <w:r>
-        <w:t xml:space="preserve"> </w:t>
-      </w:r>
-      <w:r>
-        <w:rPr>
-          <w:rStyle w:val="VerbatimChar"/>
-        </w:rPr>
-        <w:t xml:space="preserve">name</w:t>
+        <w:t xml:space="preserve">PK;</w:t>
+      </w:r>
+      <w:r>
+        <w:t xml:space="preserve"> </w:t>
+      </w:r>
+      <w:r>
+        <w:rPr>
+          <w:rStyle w:val="VerbatimChar"/>
+        </w:rPr>
+        <w:t xml:space="preserve">hackathon_id</w:t>
+      </w:r>
+      <w:r>
+        <w:t xml:space="preserve"> </w:t>
+      </w:r>
+      <w:r>
+        <w:t xml:space="preserve">int;</w:t>
+      </w:r>
+      <w:r>
+        <w:t xml:space="preserve"> </w:t>
+      </w:r>
+      <w:r>
+        <w:rPr>
+          <w:rStyle w:val="VerbatimChar"/>
+        </w:rPr>
+        <w:t xml:space="preserve">user_id</w:t>
+      </w:r>
+      <w:r>
+        <w:t xml:space="preserve"> </w:t>
+      </w:r>
+      <w:r>
+        <w:t xml:space="preserve">int;</w:t>
+      </w:r>
+      <w:r>
+        <w:t xml:space="preserve"> </w:t>
+      </w:r>
+      <w:r>
+        <w:rPr>
+          <w:rStyle w:val="VerbatimChar"/>
+        </w:rPr>
+        <w:t xml:space="preserve">role</w:t>
+      </w:r>
+      <w:r>
+        <w:t xml:space="preserve"> </w:t>
+      </w:r>
+      <w:r>
+        <w:t xml:space="preserve">text;</w:t>
+      </w:r>
+      <w:r>
+        <w:t xml:space="preserve"> </w:t>
+      </w:r>
+      <w:r>
+        <w:rPr>
+          <w:rStyle w:val="VerbatimChar"/>
+        </w:rPr>
+        <w:t xml:space="preserve">plan_to_build</w:t>
+      </w:r>
+      <w:r>
+        <w:t xml:space="preserve"> </w:t>
+      </w:r>
+      <w:r>
+        <w:t xml:space="preserve">text;</w:t>
+      </w:r>
+      <w:r>
+        <w:t xml:space="preserve"> </w:t>
+      </w:r>
+      <w:r>
+        <w:rPr>
+          <w:rStyle w:val="VerbatimChar"/>
+        </w:rPr>
+        <w:t xml:space="preserve">tracks</w:t>
+      </w:r>
+      <w:r>
+        <w:t xml:space="preserve"> </w:t>
+      </w:r>
+      <w:r>
+        <w:t xml:space="preserve">text (JSON ids);</w:t>
+      </w:r>
+      <w:r>
+        <w:t xml:space="preserve"> </w:t>
+      </w:r>
+      <w:r>
+        <w:rPr>
+          <w:rStyle w:val="VerbatimChar"/>
+        </w:rPr>
+        <w:t xml:space="preserve">sponsors</w:t>
+      </w:r>
+      <w:r>
+        <w:t xml:space="preserve"> </w:t>
+      </w:r>
+      <w:r>
+        <w:t xml:space="preserve">text (JSON ids);</w:t>
+      </w:r>
+      <w:r>
+        <w:t xml:space="preserve"> </w:t>
+      </w:r>
+      <w:r>
+        <w:rPr>
+          <w:rStyle w:val="VerbatimChar"/>
+        </w:rPr>
+        <w:t xml:space="preserve">matched</w:t>
+      </w:r>
+      <w:r>
+        <w:t xml:space="preserve"> </w:t>
+      </w:r>
+      <w:r>
+        <w:t xml:space="preserve">int (0/1);</w:t>
+      </w:r>
+      <w:r>
+        <w:t xml:space="preserve"> </w:t>
+      </w:r>
+      <w:r>
+        <w:rPr>
+          <w:rStyle w:val="VerbatimChar"/>
+        </w:rPr>
+        <w:t xml:space="preserve">group_id</w:t>
+      </w:r>
+      <w:r>
+        <w:t xml:space="preserve"> </w:t>
+      </w:r>
+      <w:r>
+        <w:t xml:space="preserve">int;</w:t>
+      </w:r>
+      <w:r>
+        <w:t xml:space="preserve"> </w:t>
+      </w:r>
+      <w:r>
+        <w:rPr>
+          <w:rStyle w:val="VerbatimChar"/>
+        </w:rPr>
+        <w:t xml:space="preserve">created_at</w:t>
       </w:r>
       <w:r>
         <w:t xml:space="preserve"> </w:t>
@@ -1134,8 +1448,8 @@
         <w:t xml:space="preserve">text.</w:t>
       </w:r>
     </w:p>
-    <w:bookmarkEnd w:id="13"/>
-    <w:bookmarkStart w:id="14" w:name="table-matching_profiles"/>
+    <w:bookmarkEnd w:id="14"/>
+    <w:bookmarkStart w:id="15" w:name="table-matching_runs"/>
     <w:p>
       <w:pPr>
         <w:pStyle w:val="Heading3"/>
@@ -1150,7 +1464,7 @@
         <w:rPr>
           <w:rStyle w:val="VerbatimChar"/>
         </w:rPr>
-        <w:t xml:space="preserve">matching_profiles</w:t>
+        <w:t xml:space="preserve">matching_runs</w:t>
       </w:r>
     </w:p>
     <w:p>
@@ -1172,7 +1486,7 @@
         <w:t xml:space="preserve"> </w:t>
       </w:r>
       <w:r>
-        <w:t xml:space="preserve">A participant’s team-matching opt-in.</w:t>
+        <w:t xml:space="preserve">Audit of each matching run for a hackathon.</w:t>
       </w:r>
     </w:p>
     <w:p>
@@ -1188,7 +1502,7 @@
           <w:b/>
           <w:bCs/>
         </w:rPr>
-        <w:t xml:space="preserve">Primary Key:</w:t>
+        <w:t xml:space="preserve">Columns:</w:t>
       </w:r>
       <w:r>
         <w:t xml:space="preserve"> </w:t>
@@ -1198,6 +1512,91 @@
           <w:rStyle w:val="VerbatimChar"/>
         </w:rPr>
         <w:t xml:space="preserve">id</w:t>
+      </w:r>
+      <w:r>
+        <w:t xml:space="preserve"> </w:t>
+      </w:r>
+      <w:r>
+        <w:t xml:space="preserve">PK;</w:t>
+      </w:r>
+      <w:r>
+        <w:t xml:space="preserve"> </w:t>
+      </w:r>
+      <w:r>
+        <w:rPr>
+          <w:rStyle w:val="VerbatimChar"/>
+        </w:rPr>
+        <w:t xml:space="preserve">hackathon_id</w:t>
+      </w:r>
+      <w:r>
+        <w:t xml:space="preserve"> </w:t>
+      </w:r>
+      <w:r>
+        <w:t xml:space="preserve">int;</w:t>
+      </w:r>
+      <w:r>
+        <w:t xml:space="preserve"> </w:t>
+      </w:r>
+      <w:r>
+        <w:rPr>
+          <w:rStyle w:val="VerbatimChar"/>
+        </w:rPr>
+        <w:t xml:space="preserve">created_at</w:t>
+      </w:r>
+      <w:r>
+        <w:t xml:space="preserve"> </w:t>
+      </w:r>
+      <w:r>
+        <w:t xml:space="preserve">text;</w:t>
+      </w:r>
+      <w:r>
+        <w:t xml:space="preserve"> </w:t>
+      </w:r>
+      <w:r>
+        <w:rPr>
+          <w:rStyle w:val="VerbatimChar"/>
+        </w:rPr>
+        <w:t xml:space="preserve">group_count</w:t>
+      </w:r>
+      <w:r>
+        <w:t xml:space="preserve"> </w:t>
+      </w:r>
+      <w:r>
+        <w:t xml:space="preserve">int;</w:t>
+      </w:r>
+      <w:r>
+        <w:t xml:space="preserve"> </w:t>
+      </w:r>
+      <w:r>
+        <w:rPr>
+          <w:rStyle w:val="VerbatimChar"/>
+        </w:rPr>
+        <w:t xml:space="preserve">people_count</w:t>
+      </w:r>
+      <w:r>
+        <w:t xml:space="preserve"> </w:t>
+      </w:r>
+      <w:r>
+        <w:t xml:space="preserve">int.</w:t>
+      </w:r>
+    </w:p>
+    <w:bookmarkEnd w:id="15"/>
+    <w:bookmarkStart w:id="16" w:name="table-projects"/>
+    <w:p>
+      <w:pPr>
+        <w:pStyle w:val="Heading3"/>
+      </w:pPr>
+      <w:r>
+        <w:t xml:space="preserve">Table:</w:t>
+      </w:r>
+      <w:r>
+        <w:t xml:space="preserve"> </w:t>
+      </w:r>
+      <w:r>
+        <w:rPr>
+          <w:rStyle w:val="VerbatimChar"/>
+        </w:rPr>
+        <w:t xml:space="preserve">projects</w:t>
       </w:r>
     </w:p>
     <w:p>
@@ -1205,7 +1604,7 @@
         <w:pStyle w:val="Compact"/>
         <w:numPr>
           <w:ilvl w:val="0"/>
-          <w:numId w:val="1007"/>
+          <w:numId w:val="1008"/>
         </w:numPr>
       </w:pPr>
       <w:r>
@@ -1213,37 +1612,13 @@
           <w:b/>
           <w:bCs/>
         </w:rPr>
-        <w:t xml:space="preserve">Foreign Keys:</w:t>
-      </w:r>
-      <w:r>
-        <w:t xml:space="preserve"> </w:t>
-      </w:r>
-      <w:r>
-        <w:rPr>
-          <w:rStyle w:val="VerbatimChar"/>
-        </w:rPr>
-        <w:t xml:space="preserve">user_id</w:t>
-      </w:r>
-      <w:r>
-        <w:t xml:space="preserve"> </w:t>
-      </w:r>
-      <w:r>
-        <w:t xml:space="preserve">→</w:t>
-      </w:r>
-      <w:r>
-        <w:t xml:space="preserve"> </w:t>
-      </w:r>
-      <w:r>
-        <w:rPr>
-          <w:rStyle w:val="VerbatimChar"/>
-        </w:rPr>
-        <w:t xml:space="preserve">users.id</w:t>
-      </w:r>
-      <w:r>
-        <w:t xml:space="preserve"> </w:t>
-      </w:r>
-      <w:r>
-        <w:t xml:space="preserve">(logical)</w:t>
+        <w:t xml:space="preserve">Purpose:</w:t>
+      </w:r>
+      <w:r>
+        <w:t xml:space="preserve"> </w:t>
+      </w:r>
+      <w:r>
+        <w:t xml:space="preserve">A submitted project within a hackathon.</w:t>
       </w:r>
     </w:p>
     <w:p>
@@ -1251,52 +1626,21 @@
         <w:pStyle w:val="Compact"/>
         <w:numPr>
           <w:ilvl w:val="0"/>
-          <w:numId w:val="1007"/>
-        </w:numPr>
-      </w:pPr>
-      <w:r>
-        <w:rPr>
-          <w:b/>
-          <w:bCs/>
-        </w:rPr>
-        <w:t xml:space="preserve">Unique Constraints:</w:t>
-      </w:r>
-      <w:r>
-        <w:t xml:space="preserve"> </w:t>
-      </w:r>
-      <w:r>
-        <w:rPr>
-          <w:rStyle w:val="VerbatimChar"/>
-        </w:rPr>
-        <w:t xml:space="preserve">user_id</w:t>
-      </w:r>
-    </w:p>
-    <w:p>
-      <w:pPr>
-        <w:pStyle w:val="Compact"/>
-        <w:numPr>
-          <w:ilvl w:val="0"/>
-          <w:numId w:val="1007"/>
-        </w:numPr>
-      </w:pPr>
-      <w:r>
-        <w:rPr>
-          <w:b/>
-          <w:bCs/>
-        </w:rPr>
-        <w:t xml:space="preserve">Columns:</w:t>
-      </w:r>
-    </w:p>
-    <w:p>
-      <w:pPr>
-        <w:pStyle w:val="Compact"/>
-        <w:numPr>
-          <w:ilvl w:val="1"/>
           <w:numId w:val="1008"/>
         </w:numPr>
       </w:pPr>
       <w:r>
         <w:rPr>
+          <w:b/>
+          <w:bCs/>
+        </w:rPr>
+        <w:t xml:space="preserve">Columns:</w:t>
+      </w:r>
+      <w:r>
+        <w:t xml:space="preserve"> </w:t>
+      </w:r>
+      <w:r>
+        <w:rPr>
           <w:rStyle w:val="VerbatimChar"/>
         </w:rPr>
         <w:t xml:space="preserve">id</w:t>
@@ -1305,164 +1649,101 @@
         <w:t xml:space="preserve"> </w:t>
       </w:r>
       <w:r>
-        <w:t xml:space="preserve">| integer | no | PK |</w:t>
-      </w:r>
-    </w:p>
-    <w:p>
-      <w:pPr>
-        <w:pStyle w:val="Compact"/>
-        <w:numPr>
-          <w:ilvl w:val="1"/>
-          <w:numId w:val="1008"/>
-        </w:numPr>
-      </w:pPr>
-      <w:r>
-        <w:rPr>
-          <w:rStyle w:val="VerbatimChar"/>
-        </w:rPr>
-        <w:t xml:space="preserve">user_id</w:t>
-      </w:r>
-      <w:r>
-        <w:t xml:space="preserve"> </w:t>
-      </w:r>
-      <w:r>
-        <w:t xml:space="preserve">| integer | no | unique (FK) | owner</w:t>
-      </w:r>
-    </w:p>
-    <w:p>
-      <w:pPr>
-        <w:pStyle w:val="Compact"/>
-        <w:numPr>
-          <w:ilvl w:val="1"/>
-          <w:numId w:val="1008"/>
-        </w:numPr>
-      </w:pPr>
-      <w:r>
-        <w:rPr>
-          <w:rStyle w:val="VerbatimChar"/>
-        </w:rPr>
-        <w:t xml:space="preserve">role</w:t>
-      </w:r>
-      <w:r>
-        <w:t xml:space="preserve"> </w:t>
-      </w:r>
-      <w:r>
-        <w:t xml:space="preserve">| text | no | — | selected role (one of ~28)</w:t>
-      </w:r>
-    </w:p>
-    <w:p>
-      <w:pPr>
-        <w:pStyle w:val="Compact"/>
-        <w:numPr>
-          <w:ilvl w:val="1"/>
-          <w:numId w:val="1008"/>
-        </w:numPr>
-      </w:pPr>
-      <w:r>
-        <w:rPr>
-          <w:rStyle w:val="VerbatimChar"/>
-        </w:rPr>
-        <w:t xml:space="preserve">plan_to_build</w:t>
-      </w:r>
-      <w:r>
-        <w:t xml:space="preserve"> </w:t>
-      </w:r>
-      <w:r>
-        <w:t xml:space="preserve">| text | no | — | free text used for AI similarity</w:t>
-      </w:r>
-    </w:p>
-    <w:p>
-      <w:pPr>
-        <w:pStyle w:val="Compact"/>
-        <w:numPr>
-          <w:ilvl w:val="1"/>
-          <w:numId w:val="1008"/>
-        </w:numPr>
-      </w:pPr>
-      <w:r>
-        <w:rPr>
-          <w:rStyle w:val="VerbatimChar"/>
-        </w:rPr>
-        <w:t xml:space="preserve">tracks</w:t>
-      </w:r>
-      <w:r>
-        <w:t xml:space="preserve"> </w:t>
-      </w:r>
-      <w:r>
-        <w:t xml:space="preserve">| text | no | — | JSON array of track ids</w:t>
-      </w:r>
-    </w:p>
-    <w:p>
-      <w:pPr>
-        <w:pStyle w:val="Compact"/>
-        <w:numPr>
-          <w:ilvl w:val="1"/>
-          <w:numId w:val="1008"/>
-        </w:numPr>
-      </w:pPr>
-      <w:r>
-        <w:rPr>
-          <w:rStyle w:val="VerbatimChar"/>
-        </w:rPr>
-        <w:t xml:space="preserve">sponsors</w:t>
-      </w:r>
-      <w:r>
-        <w:t xml:space="preserve"> </w:t>
-      </w:r>
-      <w:r>
-        <w:t xml:space="preserve">| text | no | — | JSON array of sponsor ids</w:t>
-      </w:r>
-    </w:p>
-    <w:p>
-      <w:pPr>
-        <w:pStyle w:val="Compact"/>
-        <w:numPr>
-          <w:ilvl w:val="1"/>
-          <w:numId w:val="1008"/>
-        </w:numPr>
-      </w:pPr>
-      <w:r>
-        <w:rPr>
-          <w:rStyle w:val="VerbatimChar"/>
-        </w:rPr>
-        <w:t xml:space="preserve">matched</w:t>
-      </w:r>
-      <w:r>
-        <w:t xml:space="preserve"> </w:t>
-      </w:r>
-      <w:r>
-        <w:t xml:space="preserve">| integer | no | — | 1 once placed in a team (default 0)</w:t>
-      </w:r>
-    </w:p>
-    <w:p>
-      <w:pPr>
-        <w:pStyle w:val="Compact"/>
-        <w:numPr>
-          <w:ilvl w:val="1"/>
-          <w:numId w:val="1008"/>
-        </w:numPr>
-      </w:pPr>
-      <w:r>
-        <w:rPr>
-          <w:rStyle w:val="VerbatimChar"/>
-        </w:rPr>
-        <w:t xml:space="preserve">group_id</w:t>
-      </w:r>
-      <w:r>
-        <w:t xml:space="preserve"> </w:t>
-      </w:r>
-      <w:r>
-        <w:t xml:space="preserve">| integer | yes | — | assigned team id after matching</w:t>
-      </w:r>
-    </w:p>
-    <w:p>
-      <w:pPr>
-        <w:pStyle w:val="Compact"/>
-        <w:numPr>
-          <w:ilvl w:val="1"/>
-          <w:numId w:val="1008"/>
-        </w:numPr>
-      </w:pPr>
+        <w:t xml:space="preserve">PK;</w:t>
+      </w:r>
+      <w:r>
+        <w:t xml:space="preserve"> </w:t>
+      </w:r>
+      <w:r>
+        <w:rPr>
+          <w:rStyle w:val="VerbatimChar"/>
+        </w:rPr>
+        <w:t xml:space="preserve">hackathon_id</w:t>
+      </w:r>
+      <w:r>
+        <w:t xml:space="preserve"> </w:t>
+      </w:r>
+      <w:r>
+        <w:t xml:space="preserve">int;</w:t>
+      </w:r>
+      <w:r>
+        <w:t xml:space="preserve"> </w:t>
+      </w:r>
+      <w:r>
+        <w:rPr>
+          <w:rStyle w:val="VerbatimChar"/>
+        </w:rPr>
+        <w:t xml:space="preserve">name</w:t>
+      </w:r>
+      <w:r>
+        <w:t xml:space="preserve"> </w:t>
+      </w:r>
+      <w:r>
+        <w:t xml:space="preserve">text;</w:t>
+      </w:r>
+      <w:r>
+        <w:t xml:space="preserve"> </w:t>
+      </w:r>
+      <w:r>
+        <w:rPr>
+          <w:rStyle w:val="VerbatimChar"/>
+        </w:rPr>
+        <w:t xml:space="preserve">short_description</w:t>
+      </w:r>
+      <w:r>
+        <w:t xml:space="preserve"> </w:t>
+      </w:r>
+      <w:r>
+        <w:t xml:space="preserve">text;</w:t>
+      </w:r>
+      <w:r>
+        <w:t xml:space="preserve"> </w:t>
+      </w:r>
+      <w:r>
+        <w:rPr>
+          <w:rStyle w:val="VerbatimChar"/>
+        </w:rPr>
+        <w:t xml:space="preserve">demo_video_link</w:t>
+      </w:r>
+      <w:r>
+        <w:t xml:space="preserve"> </w:t>
+      </w:r>
+      <w:r>
+        <w:t xml:space="preserve">text;</w:t>
+      </w:r>
+      <w:r>
+        <w:t xml:space="preserve"> </w:t>
+      </w:r>
+      <w:r>
+        <w:rPr>
+          <w:rStyle w:val="VerbatimChar"/>
+        </w:rPr>
+        <w:t xml:space="preserve">git_link</w:t>
+      </w:r>
+      <w:r>
+        <w:t xml:space="preserve"> </w:t>
+      </w:r>
+      <w:r>
+        <w:t xml:space="preserve">text;</w:t>
+      </w:r>
+      <w:r>
+        <w:t xml:space="preserve"> </w:t>
+      </w:r>
+      <w:r>
+        <w:rPr>
+          <w:rStyle w:val="VerbatimChar"/>
+        </w:rPr>
+        <w:t xml:space="preserve">created_by</w:t>
+      </w:r>
+      <w:r>
+        <w:t xml:space="preserve"> </w:t>
+      </w:r>
+      <w:r>
+        <w:t xml:space="preserve">int;</w:t>
+      </w:r>
+      <w:r>
+        <w:t xml:space="preserve"> </w:t>
+      </w:r>
       <w:r>
         <w:rPr>
           <w:rStyle w:val="VerbatimChar"/>
@@ -1473,11 +1754,11 @@
         <w:t xml:space="preserve"> </w:t>
       </w:r>
       <w:r>
-        <w:t xml:space="preserve">| text | no | — | ISO timestamp</w:t>
-      </w:r>
-    </w:p>
-    <w:bookmarkEnd w:id="14"/>
-    <w:bookmarkStart w:id="15" w:name="table-matching_runs"/>
+        <w:t xml:space="preserve">text.</w:t>
+      </w:r>
+    </w:p>
+    <w:bookmarkEnd w:id="16"/>
+    <w:bookmarkStart w:id="17" w:name="table-project_participants"/>
     <w:p>
       <w:pPr>
         <w:pStyle w:val="Heading3"/>
@@ -1492,7 +1773,7 @@
         <w:rPr>
           <w:rStyle w:val="VerbatimChar"/>
         </w:rPr>
-        <w:t xml:space="preserve">matching_runs</w:t>
+        <w:t xml:space="preserve">project_participants</w:t>
       </w:r>
     </w:p>
     <w:p>
@@ -1514,7 +1795,20 @@
         <w:t xml:space="preserve"> </w:t>
       </w:r>
       <w:r>
-        <w:t xml:space="preserve">Audit of each matching execution.</w:t>
+        <w:t xml:space="preserve">Team membership; enforces</w:t>
+      </w:r>
+      <w:r>
+        <w:t xml:space="preserve"> </w:t>
+      </w:r>
+      <w:r>
+        <w:rPr>
+          <w:b/>
+          <w:bCs/>
+        </w:rPr>
+        <w:t xml:space="preserve">one project per person per hackathon</w:t>
+      </w:r>
+      <w:r>
+        <w:t xml:space="preserve">.</w:t>
       </w:r>
     </w:p>
     <w:p>
@@ -1555,6 +1849,31 @@
           <w:b/>
           <w:bCs/>
         </w:rPr>
+        <w:t xml:space="preserve">Unique:</w:t>
+      </w:r>
+      <w:r>
+        <w:t xml:space="preserve"> </w:t>
+      </w:r>
+      <w:r>
+        <w:rPr>
+          <w:rStyle w:val="VerbatimChar"/>
+        </w:rPr>
+        <w:t xml:space="preserve">(hackathon_id, user_id)</w:t>
+      </w:r>
+    </w:p>
+    <w:p>
+      <w:pPr>
+        <w:pStyle w:val="Compact"/>
+        <w:numPr>
+          <w:ilvl w:val="0"/>
+          <w:numId w:val="1009"/>
+        </w:numPr>
+      </w:pPr>
+      <w:r>
+        <w:rPr>
+          <w:b/>
+          <w:bCs/>
+        </w:rPr>
         <w:t xml:space="preserve">Columns:</w:t>
       </w:r>
       <w:r>
@@ -1570,56 +1889,56 @@
         <w:t xml:space="preserve"> </w:t>
       </w:r>
       <w:r>
-        <w:t xml:space="preserve">integer PK;</w:t>
-      </w:r>
-      <w:r>
-        <w:t xml:space="preserve"> </w:t>
-      </w:r>
-      <w:r>
-        <w:rPr>
-          <w:rStyle w:val="VerbatimChar"/>
-        </w:rPr>
-        <w:t xml:space="preserve">created_at</w:t>
-      </w:r>
-      <w:r>
-        <w:t xml:space="preserve"> </w:t>
-      </w:r>
-      <w:r>
-        <w:t xml:space="preserve">text;</w:t>
-      </w:r>
-      <w:r>
-        <w:t xml:space="preserve"> </w:t>
-      </w:r>
-      <w:r>
-        <w:rPr>
-          <w:rStyle w:val="VerbatimChar"/>
-        </w:rPr>
-        <w:t xml:space="preserve">group_count</w:t>
-      </w:r>
-      <w:r>
-        <w:t xml:space="preserve"> </w:t>
-      </w:r>
-      <w:r>
-        <w:t xml:space="preserve">integer;</w:t>
-      </w:r>
-      <w:r>
-        <w:t xml:space="preserve"> </w:t>
-      </w:r>
-      <w:r>
-        <w:rPr>
-          <w:rStyle w:val="VerbatimChar"/>
-        </w:rPr>
-        <w:t xml:space="preserve">people_count</w:t>
-      </w:r>
-      <w:r>
-        <w:t xml:space="preserve"> </w:t>
-      </w:r>
-      <w:r>
-        <w:t xml:space="preserve">integer.</w:t>
-      </w:r>
-    </w:p>
-    <w:bookmarkEnd w:id="15"/>
-    <w:bookmarkStart w:id="16" w:name="table-projects"/>
+        <w:t xml:space="preserve">PK;</w:t>
+      </w:r>
+      <w:r>
+        <w:t xml:space="preserve"> </w:t>
+      </w:r>
+      <w:r>
+        <w:rPr>
+          <w:rStyle w:val="VerbatimChar"/>
+        </w:rPr>
+        <w:t xml:space="preserve">hackathon_id</w:t>
+      </w:r>
+      <w:r>
+        <w:t xml:space="preserve"> </w:t>
+      </w:r>
+      <w:r>
+        <w:t xml:space="preserve">int;</w:t>
+      </w:r>
+      <w:r>
+        <w:t xml:space="preserve"> </w:t>
+      </w:r>
+      <w:r>
+        <w:rPr>
+          <w:rStyle w:val="VerbatimChar"/>
+        </w:rPr>
+        <w:t xml:space="preserve">project_id</w:t>
+      </w:r>
+      <w:r>
+        <w:t xml:space="preserve"> </w:t>
+      </w:r>
+      <w:r>
+        <w:t xml:space="preserve">int;</w:t>
+      </w:r>
+      <w:r>
+        <w:t xml:space="preserve"> </w:t>
+      </w:r>
+      <w:r>
+        <w:rPr>
+          <w:rStyle w:val="VerbatimChar"/>
+        </w:rPr>
+        <w:t xml:space="preserve">user_id</w:t>
+      </w:r>
+      <w:r>
+        <w:t xml:space="preserve"> </w:t>
+      </w:r>
+      <w:r>
+        <w:t xml:space="preserve">int.</w:t>
+      </w:r>
+    </w:p>
+    <w:bookmarkEnd w:id="17"/>
+    <w:bookmarkStart w:id="18" w:name="table-project_tracks-project_sponsors"/>
     <w:p>
       <w:pPr>
         <w:pStyle w:val="Heading3"/>
@@ -1634,7 +1953,22 @@
         <w:rPr>
           <w:rStyle w:val="VerbatimChar"/>
         </w:rPr>
-        <w:t xml:space="preserve">projects</w:t>
+        <w:t xml:space="preserve">project_tracks</w:t>
+      </w:r>
+      <w:r>
+        <w:t xml:space="preserve"> </w:t>
+      </w:r>
+      <w:r>
+        <w:t xml:space="preserve">/</w:t>
+      </w:r>
+      <w:r>
+        <w:t xml:space="preserve"> </w:t>
+      </w:r>
+      <w:r>
+        <w:rPr>
+          <w:rStyle w:val="VerbatimChar"/>
+        </w:rPr>
+        <w:t xml:space="preserve">project_sponsors</w:t>
       </w:r>
     </w:p>
     <w:p>
@@ -1656,7 +1990,7 @@
         <w:t xml:space="preserve"> </w:t>
       </w:r>
       <w:r>
-        <w:t xml:space="preserve">A submitted project.</w:t>
+        <w:t xml:space="preserve">A project’s chosen tracks / sponsors (M—M).</w:t>
       </w:r>
     </w:p>
     <w:p>
@@ -1672,77 +2006,6 @@
           <w:b/>
           <w:bCs/>
         </w:rPr>
-        <w:t xml:space="preserve">Primary Key:</w:t>
-      </w:r>
-      <w:r>
-        <w:t xml:space="preserve"> </w:t>
-      </w:r>
-      <w:r>
-        <w:rPr>
-          <w:rStyle w:val="VerbatimChar"/>
-        </w:rPr>
-        <w:t xml:space="preserve">id</w:t>
-      </w:r>
-    </w:p>
-    <w:p>
-      <w:pPr>
-        <w:pStyle w:val="Compact"/>
-        <w:numPr>
-          <w:ilvl w:val="0"/>
-          <w:numId w:val="1010"/>
-        </w:numPr>
-      </w:pPr>
-      <w:r>
-        <w:rPr>
-          <w:b/>
-          <w:bCs/>
-        </w:rPr>
-        <w:t xml:space="preserve">Foreign Keys:</w:t>
-      </w:r>
-      <w:r>
-        <w:t xml:space="preserve"> </w:t>
-      </w:r>
-      <w:r>
-        <w:rPr>
-          <w:rStyle w:val="VerbatimChar"/>
-        </w:rPr>
-        <w:t xml:space="preserve">created_by</w:t>
-      </w:r>
-      <w:r>
-        <w:t xml:space="preserve"> </w:t>
-      </w:r>
-      <w:r>
-        <w:t xml:space="preserve">→</w:t>
-      </w:r>
-      <w:r>
-        <w:t xml:space="preserve"> </w:t>
-      </w:r>
-      <w:r>
-        <w:rPr>
-          <w:rStyle w:val="VerbatimChar"/>
-        </w:rPr>
-        <w:t xml:space="preserve">users.id</w:t>
-      </w:r>
-      <w:r>
-        <w:t xml:space="preserve"> </w:t>
-      </w:r>
-      <w:r>
-        <w:t xml:space="preserve">(logical)</w:t>
-      </w:r>
-    </w:p>
-    <w:p>
-      <w:pPr>
-        <w:pStyle w:val="Compact"/>
-        <w:numPr>
-          <w:ilvl w:val="0"/>
-          <w:numId w:val="1010"/>
-        </w:numPr>
-      </w:pPr>
-      <w:r>
-        <w:rPr>
-          <w:b/>
-          <w:bCs/>
-        </w:rPr>
         <w:t xml:space="preserve">Columns:</w:t>
       </w:r>
       <w:r>
@@ -1752,107 +2015,62 @@
         <w:rPr>
           <w:rStyle w:val="VerbatimChar"/>
         </w:rPr>
-        <w:t xml:space="preserve">id</w:t>
-      </w:r>
-      <w:r>
-        <w:t xml:space="preserve"> </w:t>
-      </w:r>
-      <w:r>
-        <w:t xml:space="preserve">PK;</w:t>
-      </w:r>
-      <w:r>
-        <w:t xml:space="preserve"> </w:t>
-      </w:r>
-      <w:r>
-        <w:rPr>
-          <w:rStyle w:val="VerbatimChar"/>
-        </w:rPr>
-        <w:t xml:space="preserve">name</w:t>
-      </w:r>
-      <w:r>
-        <w:t xml:space="preserve"> </w:t>
-      </w:r>
-      <w:r>
-        <w:t xml:space="preserve">text;</w:t>
-      </w:r>
-      <w:r>
-        <w:t xml:space="preserve"> </w:t>
-      </w:r>
-      <w:r>
-        <w:rPr>
-          <w:rStyle w:val="VerbatimChar"/>
-        </w:rPr>
-        <w:t xml:space="preserve">short_description</w:t>
-      </w:r>
-      <w:r>
-        <w:t xml:space="preserve"> </w:t>
-      </w:r>
-      <w:r>
-        <w:t xml:space="preserve">text;</w:t>
-      </w:r>
-      <w:r>
-        <w:t xml:space="preserve"> </w:t>
-      </w:r>
-      <w:r>
-        <w:rPr>
-          <w:rStyle w:val="VerbatimChar"/>
-        </w:rPr>
-        <w:t xml:space="preserve">demo_video_link</w:t>
-      </w:r>
-      <w:r>
-        <w:t xml:space="preserve"> </w:t>
-      </w:r>
-      <w:r>
-        <w:t xml:space="preserve">text;</w:t>
-      </w:r>
-      <w:r>
-        <w:t xml:space="preserve"> </w:t>
-      </w:r>
-      <w:r>
-        <w:rPr>
-          <w:rStyle w:val="VerbatimChar"/>
-        </w:rPr>
-        <w:t xml:space="preserve">git_link</w:t>
-      </w:r>
-      <w:r>
-        <w:t xml:space="preserve"> </w:t>
-      </w:r>
-      <w:r>
-        <w:t xml:space="preserve">text;</w:t>
-      </w:r>
-      <w:r>
-        <w:t xml:space="preserve"> </w:t>
-      </w:r>
-      <w:r>
-        <w:rPr>
-          <w:rStyle w:val="VerbatimChar"/>
-        </w:rPr>
-        <w:t xml:space="preserve">created_by</w:t>
-      </w:r>
-      <w:r>
-        <w:t xml:space="preserve"> </w:t>
-      </w:r>
-      <w:r>
-        <w:t xml:space="preserve">integer;</w:t>
-      </w:r>
-      <w:r>
-        <w:t xml:space="preserve"> </w:t>
-      </w:r>
-      <w:r>
-        <w:rPr>
-          <w:rStyle w:val="VerbatimChar"/>
-        </w:rPr>
-        <w:t xml:space="preserve">created_at</w:t>
-      </w:r>
-      <w:r>
-        <w:t xml:space="preserve"> </w:t>
-      </w:r>
-      <w:r>
-        <w:t xml:space="preserve">text.</w:t>
-      </w:r>
-    </w:p>
-    <w:bookmarkEnd w:id="16"/>
-    <w:bookmarkStart w:id="17" w:name="table-project_participants"/>
+        <w:t xml:space="preserve">project_id</w:t>
+      </w:r>
+      <w:r>
+        <w:t xml:space="preserve"> </w:t>
+      </w:r>
+      <w:r>
+        <w:t xml:space="preserve">int;</w:t>
+      </w:r>
+      <w:r>
+        <w:t xml:space="preserve"> </w:t>
+      </w:r>
+      <w:r>
+        <w:rPr>
+          <w:rStyle w:val="VerbatimChar"/>
+        </w:rPr>
+        <w:t xml:space="preserve">track_id</w:t>
+      </w:r>
+      <w:r>
+        <w:t xml:space="preserve"> </w:t>
+      </w:r>
+      <w:r>
+        <w:t xml:space="preserve">int — / —</w:t>
+      </w:r>
+      <w:r>
+        <w:t xml:space="preserve"> </w:t>
+      </w:r>
+      <w:r>
+        <w:rPr>
+          <w:rStyle w:val="VerbatimChar"/>
+        </w:rPr>
+        <w:t xml:space="preserve">project_id</w:t>
+      </w:r>
+      <w:r>
+        <w:t xml:space="preserve"> </w:t>
+      </w:r>
+      <w:r>
+        <w:t xml:space="preserve">int;</w:t>
+      </w:r>
+      <w:r>
+        <w:t xml:space="preserve"> </w:t>
+      </w:r>
+      <w:r>
+        <w:rPr>
+          <w:rStyle w:val="VerbatimChar"/>
+        </w:rPr>
+        <w:t xml:space="preserve">sponsor_id</w:t>
+      </w:r>
+      <w:r>
+        <w:t xml:space="preserve"> </w:t>
+      </w:r>
+      <w:r>
+        <w:t xml:space="preserve">int.</w:t>
+      </w:r>
+    </w:p>
+    <w:bookmarkEnd w:id="18"/>
+    <w:bookmarkStart w:id="19" w:name="table-scores"/>
     <w:p>
       <w:pPr>
         <w:pStyle w:val="Heading3"/>
@@ -1867,7 +2085,7 @@
         <w:rPr>
           <w:rStyle w:val="VerbatimChar"/>
         </w:rPr>
-        <w:t xml:space="preserve">project_participants</w:t>
+        <w:t xml:space="preserve">scores</w:t>
       </w:r>
     </w:p>
     <w:p>
@@ -1889,20 +2107,7 @@
         <w:t xml:space="preserve"> </w:t>
       </w:r>
       <w:r>
-        <w:t xml:space="preserve">Team membership; enforces</w:t>
-      </w:r>
-      <w:r>
-        <w:t xml:space="preserve"> </w:t>
-      </w:r>
-      <w:r>
-        <w:rPr>
-          <w:b/>
-          <w:bCs/>
-        </w:rPr>
-        <w:t xml:space="preserve">one project per person</w:t>
-      </w:r>
-      <w:r>
-        <w:t xml:space="preserve">.</w:t>
+        <w:t xml:space="preserve">One judge’s score for one project.</w:t>
       </w:r>
     </w:p>
     <w:p>
@@ -1929,6 +2134,31 @@
         </w:rPr>
         <w:t xml:space="preserve">id</w:t>
       </w:r>
+      <w:r>
+        <w:t xml:space="preserve"> </w:t>
+      </w:r>
+      <w:r>
+        <w:t xml:space="preserve">·</w:t>
+      </w:r>
+      <w:r>
+        <w:t xml:space="preserve"> </w:t>
+      </w:r>
+      <w:r>
+        <w:rPr>
+          <w:b/>
+          <w:bCs/>
+        </w:rPr>
+        <w:t xml:space="preserve">Unique:</w:t>
+      </w:r>
+      <w:r>
+        <w:t xml:space="preserve"> </w:t>
+      </w:r>
+      <w:r>
+        <w:rPr>
+          <w:rStyle w:val="VerbatimChar"/>
+        </w:rPr>
+        <w:t xml:space="preserve">(project_id, judge_id)</w:t>
+      </w:r>
     </w:p>
     <w:p>
       <w:pPr>
@@ -1943,37 +2173,6 @@
           <w:b/>
           <w:bCs/>
         </w:rPr>
-        <w:t xml:space="preserve">Unique Constraints:</w:t>
-      </w:r>
-      <w:r>
-        <w:t xml:space="preserve"> </w:t>
-      </w:r>
-      <w:r>
-        <w:rPr>
-          <w:rStyle w:val="VerbatimChar"/>
-        </w:rPr>
-        <w:t xml:space="preserve">user_id</w:t>
-      </w:r>
-      <w:r>
-        <w:t xml:space="preserve"> </w:t>
-      </w:r>
-      <w:r>
-        <w:t xml:space="preserve">(a user appears in at most one project)</w:t>
-      </w:r>
-    </w:p>
-    <w:p>
-      <w:pPr>
-        <w:pStyle w:val="Compact"/>
-        <w:numPr>
-          <w:ilvl w:val="0"/>
-          <w:numId w:val="1011"/>
-        </w:numPr>
-      </w:pPr>
-      <w:r>
-        <w:rPr>
-          <w:b/>
-          <w:bCs/>
-        </w:rPr>
         <w:t xml:space="preserve">Columns:</w:t>
       </w:r>
       <w:r>
@@ -2004,712 +2203,284 @@
         <w:t xml:space="preserve"> </w:t>
       </w:r>
       <w:r>
-        <w:t xml:space="preserve">integer (FK→projects.id);</w:t>
-      </w:r>
-      <w:r>
-        <w:t xml:space="preserve"> </w:t>
-      </w:r>
-      <w:r>
-        <w:rPr>
-          <w:rStyle w:val="VerbatimChar"/>
-        </w:rPr>
-        <w:t xml:space="preserve">user_id</w:t>
-      </w:r>
-      <w:r>
-        <w:t xml:space="preserve"> </w:t>
-      </w:r>
-      <w:r>
-        <w:t xml:space="preserve">integer unique</w:t>
-      </w:r>
-      <w:r>
-        <w:t xml:space="preserve"> </w:t>
-      </w:r>
-      <w:r>
-        <w:t xml:space="preserve">(FK→users.id).</w:t>
-      </w:r>
-    </w:p>
-    <w:bookmarkEnd w:id="17"/>
-    <w:bookmarkStart w:id="18" w:name="table-project_tracks"/>
-    <w:p>
-      <w:pPr>
-        <w:pStyle w:val="Heading3"/>
-      </w:pPr>
-      <w:r>
-        <w:t xml:space="preserve">Table:</w:t>
-      </w:r>
-      <w:r>
-        <w:t xml:space="preserve"> </w:t>
-      </w:r>
-      <w:r>
-        <w:rPr>
-          <w:rStyle w:val="VerbatimChar"/>
-        </w:rPr>
-        <w:t xml:space="preserve">project_tracks</w:t>
-      </w:r>
-    </w:p>
-    <w:p>
-      <w:pPr>
-        <w:pStyle w:val="Compact"/>
-        <w:numPr>
-          <w:ilvl w:val="0"/>
-          <w:numId w:val="1012"/>
-        </w:numPr>
-      </w:pPr>
-      <w:r>
-        <w:rPr>
-          <w:b/>
-          <w:bCs/>
-        </w:rPr>
-        <w:t xml:space="preserve">Purpose:</w:t>
-      </w:r>
-      <w:r>
-        <w:t xml:space="preserve"> </w:t>
-      </w:r>
-      <w:r>
-        <w:t xml:space="preserve">Tracks a project targets (M—M).</w:t>
-      </w:r>
-    </w:p>
-    <w:p>
-      <w:pPr>
-        <w:pStyle w:val="Compact"/>
-        <w:numPr>
-          <w:ilvl w:val="0"/>
-          <w:numId w:val="1012"/>
-        </w:numPr>
-      </w:pPr>
-      <w:r>
-        <w:rPr>
-          <w:b/>
-          <w:bCs/>
-        </w:rPr>
-        <w:t xml:space="preserve">Columns:</w:t>
-      </w:r>
-      <w:r>
-        <w:t xml:space="preserve"> </w:t>
-      </w:r>
-      <w:r>
-        <w:rPr>
-          <w:rStyle w:val="VerbatimChar"/>
-        </w:rPr>
-        <w:t xml:space="preserve">project_id</w:t>
-      </w:r>
-      <w:r>
-        <w:t xml:space="preserve"> </w:t>
-      </w:r>
-      <w:r>
-        <w:t xml:space="preserve">integer;</w:t>
-      </w:r>
-      <w:r>
-        <w:t xml:space="preserve"> </w:t>
-      </w:r>
-      <w:r>
-        <w:rPr>
-          <w:rStyle w:val="VerbatimChar"/>
-        </w:rPr>
-        <w:t xml:space="preserve">track_id</w:t>
-      </w:r>
-      <w:r>
-        <w:t xml:space="preserve"> </w:t>
-      </w:r>
-      <w:r>
-        <w:t xml:space="preserve">integer.</w:t>
-      </w:r>
-    </w:p>
-    <w:bookmarkEnd w:id="18"/>
-    <w:bookmarkStart w:id="19" w:name="table-project_sponsors"/>
-    <w:p>
-      <w:pPr>
-        <w:pStyle w:val="Heading3"/>
-      </w:pPr>
-      <w:r>
-        <w:t xml:space="preserve">Table:</w:t>
-      </w:r>
-      <w:r>
-        <w:t xml:space="preserve"> </w:t>
-      </w:r>
-      <w:r>
-        <w:rPr>
-          <w:rStyle w:val="VerbatimChar"/>
-        </w:rPr>
-        <w:t xml:space="preserve">project_sponsors</w:t>
-      </w:r>
-    </w:p>
-    <w:p>
-      <w:pPr>
-        <w:pStyle w:val="Compact"/>
-        <w:numPr>
-          <w:ilvl w:val="0"/>
-          <w:numId w:val="1013"/>
-        </w:numPr>
-      </w:pPr>
-      <w:r>
-        <w:rPr>
-          <w:b/>
-          <w:bCs/>
-        </w:rPr>
-        <w:t xml:space="preserve">Purpose:</w:t>
-      </w:r>
-      <w:r>
-        <w:t xml:space="preserve"> </w:t>
-      </w:r>
-      <w:r>
-        <w:t xml:space="preserve">Sponsors a project used (M—M).</w:t>
-      </w:r>
-    </w:p>
-    <w:p>
-      <w:pPr>
-        <w:pStyle w:val="Compact"/>
-        <w:numPr>
-          <w:ilvl w:val="0"/>
-          <w:numId w:val="1013"/>
-        </w:numPr>
-      </w:pPr>
-      <w:r>
-        <w:rPr>
-          <w:b/>
-          <w:bCs/>
-        </w:rPr>
-        <w:t xml:space="preserve">Columns:</w:t>
-      </w:r>
-      <w:r>
-        <w:t xml:space="preserve"> </w:t>
-      </w:r>
-      <w:r>
-        <w:rPr>
-          <w:rStyle w:val="VerbatimChar"/>
-        </w:rPr>
-        <w:t xml:space="preserve">project_id</w:t>
-      </w:r>
-      <w:r>
-        <w:t xml:space="preserve"> </w:t>
-      </w:r>
-      <w:r>
-        <w:t xml:space="preserve">integer;</w:t>
-      </w:r>
-      <w:r>
-        <w:t xml:space="preserve"> </w:t>
-      </w:r>
-      <w:r>
-        <w:rPr>
-          <w:rStyle w:val="VerbatimChar"/>
-        </w:rPr>
-        <w:t xml:space="preserve">sponsor_id</w:t>
-      </w:r>
-      <w:r>
-        <w:t xml:space="preserve"> </w:t>
-      </w:r>
-      <w:r>
-        <w:t xml:space="preserve">integer.</w:t>
+        <w:t xml:space="preserve">int;</w:t>
+      </w:r>
+      <w:r>
+        <w:t xml:space="preserve"> </w:t>
+      </w:r>
+      <w:r>
+        <w:rPr>
+          <w:rStyle w:val="VerbatimChar"/>
+        </w:rPr>
+        <w:t xml:space="preserve">judge_id</w:t>
+      </w:r>
+      <w:r>
+        <w:t xml:space="preserve"> </w:t>
+      </w:r>
+      <w:r>
+        <w:t xml:space="preserve">int;</w:t>
+      </w:r>
+      <w:r>
+        <w:t xml:space="preserve"> </w:t>
+      </w:r>
+      <w:r>
+        <w:rPr>
+          <w:rStyle w:val="VerbatimChar"/>
+        </w:rPr>
+        <w:t xml:space="preserve">presentation</w:t>
+      </w:r>
+      <w:r>
+        <w:t xml:space="preserve"> </w:t>
+      </w:r>
+      <w:r>
+        <w:t xml:space="preserve">0–20;</w:t>
+      </w:r>
+      <w:r>
+        <w:t xml:space="preserve"> </w:t>
+      </w:r>
+      <w:r>
+        <w:rPr>
+          <w:rStyle w:val="VerbatimChar"/>
+        </w:rPr>
+        <w:t xml:space="preserve">technical</w:t>
+      </w:r>
+      <w:r>
+        <w:t xml:space="preserve"> </w:t>
+      </w:r>
+      <w:r>
+        <w:t xml:space="preserve">0–20;</w:t>
+      </w:r>
+      <w:r>
+        <w:t xml:space="preserve"> </w:t>
+      </w:r>
+      <w:r>
+        <w:rPr>
+          <w:rStyle w:val="VerbatimChar"/>
+        </w:rPr>
+        <w:t xml:space="preserve">code_quality</w:t>
+      </w:r>
+      <w:r>
+        <w:t xml:space="preserve"> </w:t>
+      </w:r>
+      <w:r>
+        <w:t xml:space="preserve">0–15;</w:t>
+      </w:r>
+      <w:r>
+        <w:t xml:space="preserve"> </w:t>
+      </w:r>
+      <w:r>
+        <w:rPr>
+          <w:rStyle w:val="VerbatimChar"/>
+        </w:rPr>
+        <w:t xml:space="preserve">functionality</w:t>
+      </w:r>
+      <w:r>
+        <w:t xml:space="preserve"> </w:t>
+      </w:r>
+      <w:r>
+        <w:t xml:space="preserve">0–15;</w:t>
+      </w:r>
+      <w:r>
+        <w:t xml:space="preserve"> </w:t>
+      </w:r>
+      <w:r>
+        <w:rPr>
+          <w:rStyle w:val="VerbatimChar"/>
+        </w:rPr>
+        <w:t xml:space="preserve">innovation</w:t>
+      </w:r>
+      <w:r>
+        <w:t xml:space="preserve"> </w:t>
+      </w:r>
+      <w:r>
+        <w:t xml:space="preserve">0–15;</w:t>
+      </w:r>
+      <w:r>
+        <w:t xml:space="preserve"> </w:t>
+      </w:r>
+      <w:r>
+        <w:rPr>
+          <w:rStyle w:val="VerbatimChar"/>
+        </w:rPr>
+        <w:t xml:space="preserve">ux</w:t>
+      </w:r>
+      <w:r>
+        <w:t xml:space="preserve"> </w:t>
+      </w:r>
+      <w:r>
+        <w:t xml:space="preserve">0–15;</w:t>
+      </w:r>
+      <w:r>
+        <w:t xml:space="preserve"> </w:t>
+      </w:r>
+      <w:r>
+        <w:rPr>
+          <w:rStyle w:val="VerbatimChar"/>
+        </w:rPr>
+        <w:t xml:space="preserve">total</w:t>
+      </w:r>
+      <w:r>
+        <w:t xml:space="preserve"> </w:t>
+      </w:r>
+      <w:r>
+        <w:t xml:space="preserve">0–100;</w:t>
+      </w:r>
+      <w:r>
+        <w:t xml:space="preserve"> </w:t>
+      </w:r>
+      <w:r>
+        <w:rPr>
+          <w:rStyle w:val="VerbatimChar"/>
+        </w:rPr>
+        <w:t xml:space="preserve">comments</w:t>
+      </w:r>
+      <w:r>
+        <w:t xml:space="preserve"> </w:t>
+      </w:r>
+      <w:r>
+        <w:t xml:space="preserve">text.</w:t>
       </w:r>
     </w:p>
     <w:bookmarkEnd w:id="19"/>
-    <w:bookmarkStart w:id="20" w:name="table-scores"/>
-    <w:p>
-      <w:pPr>
-        <w:pStyle w:val="Heading3"/>
-      </w:pPr>
-      <w:r>
-        <w:t xml:space="preserve">Table:</w:t>
-      </w:r>
-      <w:r>
-        <w:t xml:space="preserve"> </w:t>
-      </w:r>
-      <w:r>
-        <w:rPr>
-          <w:rStyle w:val="VerbatimChar"/>
-        </w:rPr>
-        <w:t xml:space="preserve">scores</w:t>
-      </w:r>
-    </w:p>
-    <w:p>
-      <w:pPr>
-        <w:pStyle w:val="Compact"/>
-        <w:numPr>
-          <w:ilvl w:val="0"/>
-          <w:numId w:val="1014"/>
-        </w:numPr>
-      </w:pPr>
-      <w:r>
-        <w:rPr>
-          <w:b/>
-          <w:bCs/>
-        </w:rPr>
-        <w:t xml:space="preserve">Purpose:</w:t>
-      </w:r>
-      <w:r>
-        <w:t xml:space="preserve"> </w:t>
-      </w:r>
-      <w:r>
-        <w:t xml:space="preserve">One judge’s score for one project.</w:t>
-      </w:r>
-    </w:p>
-    <w:p>
-      <w:pPr>
-        <w:pStyle w:val="Compact"/>
-        <w:numPr>
-          <w:ilvl w:val="0"/>
-          <w:numId w:val="1014"/>
-        </w:numPr>
-      </w:pPr>
-      <w:r>
-        <w:rPr>
-          <w:b/>
-          <w:bCs/>
-        </w:rPr>
-        <w:t xml:space="preserve">Primary Key:</w:t>
-      </w:r>
-      <w:r>
-        <w:t xml:space="preserve"> </w:t>
-      </w:r>
-      <w:r>
-        <w:rPr>
-          <w:rStyle w:val="VerbatimChar"/>
-        </w:rPr>
-        <w:t xml:space="preserve">id</w:t>
-      </w:r>
-    </w:p>
-    <w:p>
-      <w:pPr>
-        <w:pStyle w:val="Compact"/>
-        <w:numPr>
-          <w:ilvl w:val="0"/>
-          <w:numId w:val="1014"/>
-        </w:numPr>
-      </w:pPr>
-      <w:r>
-        <w:rPr>
-          <w:b/>
-          <w:bCs/>
-        </w:rPr>
-        <w:t xml:space="preserve">Foreign Keys:</w:t>
-      </w:r>
-      <w:r>
-        <w:t xml:space="preserve"> </w:t>
-      </w:r>
-      <w:r>
-        <w:rPr>
-          <w:rStyle w:val="VerbatimChar"/>
-        </w:rPr>
-        <w:t xml:space="preserve">project_id</w:t>
-      </w:r>
-      <w:r>
-        <w:t xml:space="preserve"> </w:t>
-      </w:r>
-      <w:r>
-        <w:t xml:space="preserve">→</w:t>
-      </w:r>
-      <w:r>
-        <w:t xml:space="preserve"> </w:t>
-      </w:r>
-      <w:r>
-        <w:rPr>
-          <w:rStyle w:val="VerbatimChar"/>
-        </w:rPr>
-        <w:t xml:space="preserve">projects.id</w:t>
-      </w:r>
-      <w:r>
-        <w:t xml:space="preserve">;</w:t>
-      </w:r>
-      <w:r>
-        <w:t xml:space="preserve"> </w:t>
-      </w:r>
-      <w:r>
-        <w:rPr>
-          <w:rStyle w:val="VerbatimChar"/>
-        </w:rPr>
-        <w:t xml:space="preserve">judge_id</w:t>
-      </w:r>
-      <w:r>
-        <w:t xml:space="preserve"> </w:t>
-      </w:r>
-      <w:r>
-        <w:t xml:space="preserve">→</w:t>
-      </w:r>
-      <w:r>
-        <w:t xml:space="preserve"> </w:t>
-      </w:r>
-      <w:r>
-        <w:rPr>
-          <w:rStyle w:val="VerbatimChar"/>
-        </w:rPr>
-        <w:t xml:space="preserve">users.id</w:t>
-      </w:r>
-      <w:r>
-        <w:t xml:space="preserve"> </w:t>
-      </w:r>
-      <w:r>
-        <w:t xml:space="preserve">(logical)</w:t>
-      </w:r>
-    </w:p>
-    <w:p>
-      <w:pPr>
-        <w:pStyle w:val="Compact"/>
-        <w:numPr>
-          <w:ilvl w:val="0"/>
-          <w:numId w:val="1014"/>
-        </w:numPr>
-      </w:pPr>
-      <w:r>
-        <w:rPr>
-          <w:b/>
-          <w:bCs/>
-        </w:rPr>
-        <w:t xml:space="preserve">Unique Constraints:</w:t>
-      </w:r>
-      <w:r>
-        <w:t xml:space="preserve"> </w:t>
-      </w:r>
-      <w:r>
-        <w:rPr>
-          <w:rStyle w:val="VerbatimChar"/>
-        </w:rPr>
-        <w:t xml:space="preserve">(project_id, judge_id)</w:t>
-      </w:r>
-      <w:r>
-        <w:t xml:space="preserve"> </w:t>
-      </w:r>
-      <w:r>
-        <w:t xml:space="preserve">— one score per judge per project</w:t>
-      </w:r>
-    </w:p>
-    <w:p>
-      <w:pPr>
-        <w:pStyle w:val="Compact"/>
-        <w:numPr>
-          <w:ilvl w:val="0"/>
-          <w:numId w:val="1014"/>
-        </w:numPr>
-      </w:pPr>
-      <w:r>
-        <w:rPr>
-          <w:b/>
-          <w:bCs/>
-        </w:rPr>
-        <w:t xml:space="preserve">Columns:</w:t>
-      </w:r>
-    </w:p>
-    <w:p>
-      <w:pPr>
-        <w:pStyle w:val="Compact"/>
-        <w:numPr>
-          <w:ilvl w:val="1"/>
-          <w:numId w:val="1015"/>
-        </w:numPr>
-      </w:pPr>
-      <w:r>
-        <w:rPr>
-          <w:rStyle w:val="VerbatimChar"/>
-        </w:rPr>
-        <w:t xml:space="preserve">id</w:t>
-      </w:r>
-      <w:r>
-        <w:t xml:space="preserve"> </w:t>
-      </w:r>
-      <w:r>
-        <w:t xml:space="preserve">| integer | no | PK |</w:t>
-      </w:r>
-    </w:p>
-    <w:p>
-      <w:pPr>
-        <w:pStyle w:val="Compact"/>
-        <w:numPr>
-          <w:ilvl w:val="1"/>
-          <w:numId w:val="1015"/>
-        </w:numPr>
-      </w:pPr>
-      <w:r>
-        <w:rPr>
-          <w:rStyle w:val="VerbatimChar"/>
-        </w:rPr>
-        <w:t xml:space="preserve">project_id</w:t>
-      </w:r>
-      <w:r>
-        <w:t xml:space="preserve"> </w:t>
-      </w:r>
-      <w:r>
-        <w:t xml:space="preserve">| integer | no | FK | scored project</w:t>
-      </w:r>
-    </w:p>
-    <w:p>
-      <w:pPr>
-        <w:pStyle w:val="Compact"/>
-        <w:numPr>
-          <w:ilvl w:val="1"/>
-          <w:numId w:val="1015"/>
-        </w:numPr>
-      </w:pPr>
-      <w:r>
-        <w:rPr>
-          <w:rStyle w:val="VerbatimChar"/>
-        </w:rPr>
-        <w:t xml:space="preserve">judge_id</w:t>
-      </w:r>
-      <w:r>
-        <w:t xml:space="preserve"> </w:t>
-      </w:r>
-      <w:r>
-        <w:t xml:space="preserve">| integer | no | FK | scoring judge</w:t>
-      </w:r>
-    </w:p>
-    <w:p>
-      <w:pPr>
-        <w:pStyle w:val="Compact"/>
-        <w:numPr>
-          <w:ilvl w:val="1"/>
-          <w:numId w:val="1015"/>
-        </w:numPr>
-      </w:pPr>
-      <w:r>
-        <w:rPr>
-          <w:rStyle w:val="VerbatimChar"/>
-        </w:rPr>
-        <w:t xml:space="preserve">presentation</w:t>
-      </w:r>
-      <w:r>
-        <w:t xml:space="preserve"> </w:t>
-      </w:r>
-      <w:r>
-        <w:t xml:space="preserve">| integer | no | — | 0–20</w:t>
-      </w:r>
-    </w:p>
-    <w:p>
-      <w:pPr>
-        <w:pStyle w:val="Compact"/>
-        <w:numPr>
-          <w:ilvl w:val="1"/>
-          <w:numId w:val="1015"/>
-        </w:numPr>
-      </w:pPr>
-      <w:r>
-        <w:rPr>
-          <w:rStyle w:val="VerbatimChar"/>
-        </w:rPr>
-        <w:t xml:space="preserve">technical</w:t>
-      </w:r>
-      <w:r>
-        <w:t xml:space="preserve"> </w:t>
-      </w:r>
-      <w:r>
-        <w:t xml:space="preserve">| integer | no | — | 0–20</w:t>
-      </w:r>
-    </w:p>
-    <w:p>
-      <w:pPr>
-        <w:pStyle w:val="Compact"/>
-        <w:numPr>
-          <w:ilvl w:val="1"/>
-          <w:numId w:val="1015"/>
-        </w:numPr>
-      </w:pPr>
-      <w:r>
-        <w:rPr>
-          <w:rStyle w:val="VerbatimChar"/>
-        </w:rPr>
-        <w:t xml:space="preserve">code_quality</w:t>
-      </w:r>
-      <w:r>
-        <w:t xml:space="preserve"> </w:t>
-      </w:r>
-      <w:r>
-        <w:t xml:space="preserve">| integer | no | — | 0–15</w:t>
-      </w:r>
-    </w:p>
-    <w:p>
-      <w:pPr>
-        <w:pStyle w:val="Compact"/>
-        <w:numPr>
-          <w:ilvl w:val="1"/>
-          <w:numId w:val="1015"/>
-        </w:numPr>
-      </w:pPr>
-      <w:r>
-        <w:rPr>
-          <w:rStyle w:val="VerbatimChar"/>
-        </w:rPr>
-        <w:t xml:space="preserve">functionality</w:t>
-      </w:r>
-      <w:r>
-        <w:t xml:space="preserve"> </w:t>
-      </w:r>
-      <w:r>
-        <w:t xml:space="preserve">| integer | no | — | 0–15</w:t>
-      </w:r>
-    </w:p>
-    <w:p>
-      <w:pPr>
-        <w:pStyle w:val="Compact"/>
-        <w:numPr>
-          <w:ilvl w:val="1"/>
-          <w:numId w:val="1015"/>
-        </w:numPr>
-      </w:pPr>
-      <w:r>
-        <w:rPr>
-          <w:rStyle w:val="VerbatimChar"/>
-        </w:rPr>
-        <w:t xml:space="preserve">innovation</w:t>
-      </w:r>
-      <w:r>
-        <w:t xml:space="preserve"> </w:t>
-      </w:r>
-      <w:r>
-        <w:t xml:space="preserve">| integer | no | — | 0–15</w:t>
-      </w:r>
-    </w:p>
-    <w:p>
-      <w:pPr>
-        <w:pStyle w:val="Compact"/>
-        <w:numPr>
-          <w:ilvl w:val="1"/>
-          <w:numId w:val="1015"/>
-        </w:numPr>
-      </w:pPr>
-      <w:r>
-        <w:rPr>
-          <w:rStyle w:val="VerbatimChar"/>
-        </w:rPr>
-        <w:t xml:space="preserve">ux</w:t>
-      </w:r>
-      <w:r>
-        <w:t xml:space="preserve"> </w:t>
-      </w:r>
-      <w:r>
-        <w:t xml:space="preserve">| integer | no | — | 0–15</w:t>
-      </w:r>
-    </w:p>
-    <w:p>
-      <w:pPr>
-        <w:pStyle w:val="Compact"/>
-        <w:numPr>
-          <w:ilvl w:val="1"/>
-          <w:numId w:val="1015"/>
-        </w:numPr>
-      </w:pPr>
-      <w:r>
-        <w:rPr>
-          <w:rStyle w:val="VerbatimChar"/>
-        </w:rPr>
-        <w:t xml:space="preserve">total</w:t>
-      </w:r>
-      <w:r>
-        <w:t xml:space="preserve"> </w:t>
-      </w:r>
-      <w:r>
-        <w:t xml:space="preserve">| integer | no | — | sum of the six (0–100)</w:t>
-      </w:r>
-    </w:p>
-    <w:p>
-      <w:pPr>
-        <w:pStyle w:val="Compact"/>
-        <w:numPr>
-          <w:ilvl w:val="1"/>
-          <w:numId w:val="1015"/>
-        </w:numPr>
-      </w:pPr>
-      <w:r>
-        <w:rPr>
-          <w:rStyle w:val="VerbatimChar"/>
-        </w:rPr>
-        <w:t xml:space="preserve">comments</w:t>
-      </w:r>
-      <w:r>
-        <w:t xml:space="preserve"> </w:t>
-      </w:r>
-      <w:r>
-        <w:t xml:space="preserve">| text | no | — | free text</w:t>
-      </w:r>
-    </w:p>
-    <w:p>
-      <w:pPr>
-        <w:pStyle w:val="BlockText"/>
-      </w:pPr>
-      <w:r>
-        <w:t xml:space="preserve">Template note: EventHack’s</w:t>
-      </w:r>
-      <w:r>
-        <w:t xml:space="preserve"> </w:t>
-      </w:r>
-      <w:r>
-        <w:rPr>
-          <w:rStyle w:val="VerbatimChar"/>
-        </w:rPr>
-        <w:t xml:space="preserve">event_sponsor_replies</w:t>
-      </w:r>
-      <w:r>
-        <w:t xml:space="preserve">, venues, organizers, and team-based</w:t>
-      </w:r>
-      <w:r>
-        <w:t xml:space="preserve"> </w:t>
-      </w:r>
-      <w:r>
-        <w:rPr>
-          <w:rStyle w:val="VerbatimChar"/>
-        </w:rPr>
-        <w:t xml:space="preserve">submissions</w:t>
+    <w:bookmarkEnd w:id="20"/>
+    <w:bookmarkStart w:id="21" w:name="legacy-migration"/>
+    <w:p>
+      <w:pPr>
+        <w:pStyle w:val="Heading2"/>
+      </w:pPr>
+      <w:r>
+        <w:t xml:space="preserve">5.3 Legacy migration</w:t>
+      </w:r>
+    </w:p>
+    <w:p>
+      <w:pPr>
+        <w:pStyle w:val="FirstParagraph"/>
+      </w:pPr>
+      <w:r>
+        <w:rPr>
+          <w:rStyle w:val="VerbatimChar"/>
+        </w:rPr>
+        <w:t xml:space="preserve">backend/src/migrate.js</w:t>
+      </w:r>
+      <w:r>
+        <w:t xml:space="preserve"> </w:t>
+      </w:r>
+      <w:r>
+        <w:t xml:space="preserve">upgrades a pre-multi-hackathon SQLite database in place: it creates a</w:t>
+      </w:r>
+      <w:r>
+        <w:t xml:space="preserve"> </w:t>
+      </w:r>
+      <w:r>
+        <w:t xml:space="preserve">hackathon named</w:t>
+      </w:r>
+      <w:r>
+        <w:t xml:space="preserve"> </w:t>
+      </w:r>
+      <w:r>
+        <w:rPr>
+          <w:b/>
+          <w:bCs/>
+        </w:rPr>
+        <w:t xml:space="preserve">“Ziward Hackathon”</w:t>
+      </w:r>
+      <w:r>
+        <w:t xml:space="preserve">, adds</w:t>
+      </w:r>
+      <w:r>
+        <w:t xml:space="preserve"> </w:t>
+      </w:r>
+      <w:r>
+        <w:rPr>
+          <w:rStyle w:val="VerbatimChar"/>
+        </w:rPr>
+        <w:t xml:space="preserve">hackathon_id</w:t>
+      </w:r>
+      <w:r>
+        <w:t xml:space="preserve"> </w:t>
+      </w:r>
+      <w:r>
+        <w:t xml:space="preserve">to the scoped tables and backfills</w:t>
+      </w:r>
+      <w:r>
+        <w:t xml:space="preserve"> </w:t>
+      </w:r>
+      <w:r>
+        <w:t xml:space="preserve">it, rebuilds</w:t>
+      </w:r>
+      <w:r>
+        <w:t xml:space="preserve"> </w:t>
+      </w:r>
+      <w:r>
+        <w:rPr>
+          <w:rStyle w:val="VerbatimChar"/>
+        </w:rPr>
+        <w:t xml:space="preserve">project_participants</w:t>
+      </w:r>
+      <w:r>
+        <w:t xml:space="preserve"> </w:t>
       </w:r>
       <w:r>
         <w:t xml:space="preserve">/</w:t>
       </w:r>
       <w:r>
-        <w:rPr>
-          <w:rStyle w:val="VerbatimChar"/>
-        </w:rPr>
-        <w:t xml:space="preserve">judge_scores</w:t>
-      </w:r>
-      <w:r>
-        <w:t xml:space="preserve"> </w:t>
-      </w:r>
-      <w:r>
-        <w:t xml:space="preserve">tables are</w:t>
-      </w:r>
-      <w:r>
-        <w:t xml:space="preserve"> </w:t>
-      </w:r>
-      <w:r>
-        <w:rPr>
-          <w:b/>
-          <w:bCs/>
-        </w:rPr>
-        <w:t xml:space="preserve">N/A</w:t>
-      </w:r>
-      <w:r>
-        <w:t xml:space="preserve"> </w:t>
-      </w:r>
-      <w:r>
-        <w:t xml:space="preserve">here — this app uses the per-judge</w:t>
-      </w:r>
-      <w:r>
-        <w:t xml:space="preserve"> </w:t>
-      </w:r>
-      <w:r>
-        <w:rPr>
-          <w:rStyle w:val="VerbatimChar"/>
-        </w:rPr>
-        <w:t xml:space="preserve">scores</w:t>
-      </w:r>
-      <w:r>
-        <w:t xml:space="preserve"> </w:t>
-      </w:r>
-      <w:r>
-        <w:t xml:space="preserve">table above and per-person</w:t>
-      </w:r>
-      <w:r>
-        <w:t xml:space="preserve"> </w:t>
-      </w:r>
-      <w:r>
-        <w:rPr>
-          <w:rStyle w:val="VerbatimChar"/>
-        </w:rPr>
-        <w:t xml:space="preserve">project_participants</w:t>
-      </w:r>
-      <w:r>
-        <w:t xml:space="preserve"> </w:t>
-      </w:r>
-      <w:r>
-        <w:t xml:space="preserve">instead.</w:t>
-      </w:r>
-    </w:p>
-    <w:bookmarkEnd w:id="20"/>
+        <w:t xml:space="preserve"> </w:t>
+      </w:r>
+      <w:r>
+        <w:rPr>
+          <w:rStyle w:val="VerbatimChar"/>
+        </w:rPr>
+        <w:t xml:space="preserve">matching_profiles</w:t>
+      </w:r>
+      <w:r>
+        <w:t xml:space="preserve"> </w:t>
+      </w:r>
+      <w:r>
+        <w:t xml:space="preserve">so the unique key becomes</w:t>
+      </w:r>
+      <w:r>
+        <w:t xml:space="preserve"> </w:t>
+      </w:r>
+      <w:r>
+        <w:rPr>
+          <w:rStyle w:val="VerbatimChar"/>
+        </w:rPr>
+        <w:t xml:space="preserve">(hackathon_id, user_id)</w:t>
+      </w:r>
+      <w:r>
+        <w:t xml:space="preserve">, and converts the old global</w:t>
+      </w:r>
+      <w:r>
+        <w:t xml:space="preserve"> </w:t>
+      </w:r>
+      <w:r>
+        <w:rPr>
+          <w:rStyle w:val="VerbatimChar"/>
+        </w:rPr>
+        <w:t xml:space="preserve">is_judge</w:t>
+      </w:r>
+      <w:r>
+        <w:t xml:space="preserve"> </w:t>
+      </w:r>
+      <w:r>
+        <w:t xml:space="preserve">flag into</w:t>
+      </w:r>
+      <w:r>
+        <w:t xml:space="preserve"> </w:t>
+      </w:r>
+      <w:r>
+        <w:rPr>
+          <w:rStyle w:val="VerbatimChar"/>
+        </w:rPr>
+        <w:t xml:space="preserve">hackathon_judges</w:t>
+      </w:r>
+      <w:r>
+        <w:t xml:space="preserve"> </w:t>
+      </w:r>
+      <w:r>
+        <w:t xml:space="preserve">rows. It runs only on SQLite (fresh Postgres/Neon starts on the new schema).</w:t>
+      </w:r>
+    </w:p>
     <w:bookmarkEnd w:id="21"/>
     <w:bookmarkEnd w:id="22"/>
     <w:sectPr>
@@ -2959,18 +2730,6 @@
     <w:abstractNumId w:val="991"/>
   </w:num>
   <w:num w:numId="1011">
-    <w:abstractNumId w:val="991"/>
-  </w:num>
-  <w:num w:numId="1012">
-    <w:abstractNumId w:val="991"/>
-  </w:num>
-  <w:num w:numId="1013">
-    <w:abstractNumId w:val="991"/>
-  </w:num>
-  <w:num w:numId="1014">
-    <w:abstractNumId w:val="991"/>
-  </w:num>
-  <w:num w:numId="1015">
     <w:abstractNumId w:val="991"/>
   </w:num>
 </w:numbering>

--- a/docs/05-database-structure.docx
+++ b/docs/05-database-structure.docx
@@ -2,7 +2,7 @@
 <file path=word/document.xml><?xml version="1.0" encoding="utf-8"?>
 <w:document xmlns:w="http://schemas.openxmlformats.org/wordprocessingml/2006/main" xmlns:m="http://schemas.openxmlformats.org/officeDocument/2006/math" xmlns:r="http://schemas.openxmlformats.org/officeDocument/2006/relationships" xmlns:o="urn:schemas-microsoft-com:office:office" xmlns:v="urn:schemas-microsoft-com:vml" xmlns:w10="urn:schemas-microsoft-com:office:word" xmlns:a="http://schemas.openxmlformats.org/drawingml/2006/main" xmlns:pic="http://schemas.openxmlformats.org/drawingml/2006/picture" xmlns:wp="http://schemas.openxmlformats.org/drawingml/2006/wordprocessingDrawing">
   <w:body>
-    <w:bookmarkStart w:id="22" w:name="database-structure"/>
+    <w:bookmarkStart w:id="23" w:name="database-structure"/>
     <w:p>
       <w:pPr>
         <w:pStyle w:val="Heading1"/>
@@ -489,7 +489,7 @@
       </w:r>
     </w:p>
     <w:bookmarkEnd w:id="9"/>
-    <w:bookmarkStart w:id="20" w:name="tables"/>
+    <w:bookmarkStart w:id="21" w:name="tables"/>
     <w:p>
       <w:pPr>
         <w:pStyle w:val="Heading2"/>
@@ -848,6 +848,42 @@
         <w:t xml:space="preserve"> </w:t>
       </w:r>
       <w:r>
+        <w:t xml:space="preserve">text (description);</w:t>
+      </w:r>
+      <w:r>
+        <w:t xml:space="preserve"> </w:t>
+      </w:r>
+      <w:r>
+        <w:rPr>
+          <w:rStyle w:val="VerbatimChar"/>
+        </w:rPr>
+        <w:t xml:space="preserve">support_info</w:t>
+      </w:r>
+      <w:r>
+        <w:t xml:space="preserve"> </w:t>
+      </w:r>
+      <w:r>
+        <w:t xml:space="preserve">text</w:t>
+      </w:r>
+      <w:r>
+        <w:t xml:space="preserve"> </w:t>
+      </w:r>
+      <w:r>
+        <w:t xml:space="preserve">(Community &amp; Support — Discord/channel join info, shown to everyone);</w:t>
+      </w:r>
+      <w:r>
+        <w:t xml:space="preserve"> </w:t>
+      </w:r>
+      <w:r>
+        <w:rPr>
+          <w:rStyle w:val="VerbatimChar"/>
+        </w:rPr>
+        <w:t xml:space="preserve">schedule</w:t>
+      </w:r>
+      <w:r>
+        <w:t xml:space="preserve"> </w:t>
+      </w:r>
+      <w:r>
         <w:t xml:space="preserve">text;</w:t>
       </w:r>
       <w:r>
@@ -857,6 +893,102 @@
         <w:rPr>
           <w:rStyle w:val="VerbatimChar"/>
         </w:rPr>
+        <w:t xml:space="preserve">event_date</w:t>
+      </w:r>
+      <w:r>
+        <w:t xml:space="preserve"> </w:t>
+      </w:r>
+      <w:r>
+        <w:t xml:space="preserve">text (YYYY-MM-DD — the day the hackathon runs;</w:t>
+      </w:r>
+      <w:r>
+        <w:t xml:space="preserve"> </w:t>
+      </w:r>
+      <w:r>
+        <w:rPr>
+          <w:b/>
+          <w:bCs/>
+        </w:rPr>
+        <w:t xml:space="preserve">projects can only be submitted</w:t>
+      </w:r>
+      <w:r>
+        <w:rPr>
+          <w:b/>
+          <w:bCs/>
+        </w:rPr>
+        <w:t xml:space="preserve"> </w:t>
+      </w:r>
+      <w:r>
+        <w:rPr>
+          <w:b/>
+          <w:bCs/>
+        </w:rPr>
+        <w:t xml:space="preserve">on this date</w:t>
+      </w:r>
+      <w:r>
+        <w:t xml:space="preserve"> </w:t>
+      </w:r>
+      <w:r>
+        <w:t xml:space="preserve">when set; empty = unrestricted);</w:t>
+      </w:r>
+      <w:r>
+        <w:t xml:space="preserve"> </w:t>
+      </w:r>
+      <w:r>
+        <w:rPr>
+          <w:rStyle w:val="VerbatimChar"/>
+        </w:rPr>
+        <w:t xml:space="preserve">start_time</w:t>
+      </w:r>
+      <w:r>
+        <w:t xml:space="preserve"> </w:t>
+      </w:r>
+      <w:r>
+        <w:t xml:space="preserve">text (HH:MM);</w:t>
+      </w:r>
+      <w:r>
+        <w:t xml:space="preserve"> </w:t>
+      </w:r>
+      <w:r>
+        <w:rPr>
+          <w:rStyle w:val="VerbatimChar"/>
+        </w:rPr>
+        <w:t xml:space="preserve">end_time</w:t>
+      </w:r>
+      <w:r>
+        <w:t xml:space="preserve"> </w:t>
+      </w:r>
+      <w:r>
+        <w:t xml:space="preserve">text</w:t>
+      </w:r>
+      <w:r>
+        <w:t xml:space="preserve"> </w:t>
+      </w:r>
+      <w:r>
+        <w:t xml:space="preserve">(HH:MM);</w:t>
+      </w:r>
+      <w:r>
+        <w:t xml:space="preserve"> </w:t>
+      </w:r>
+      <w:r>
+        <w:rPr>
+          <w:rStyle w:val="VerbatimChar"/>
+        </w:rPr>
+        <w:t xml:space="preserve">location</w:t>
+      </w:r>
+      <w:r>
+        <w:t xml:space="preserve"> </w:t>
+      </w:r>
+      <w:r>
+        <w:t xml:space="preserve">text (venue address or online link);</w:t>
+      </w:r>
+      <w:r>
+        <w:t xml:space="preserve"> </w:t>
+      </w:r>
+      <w:r>
+        <w:rPr>
+          <w:rStyle w:val="VerbatimChar"/>
+        </w:rPr>
         <w:t xml:space="preserve">created_by</w:t>
       </w:r>
       <w:r>
@@ -882,7 +1014,7 @@
       </w:r>
     </w:p>
     <w:bookmarkEnd w:id="11"/>
-    <w:bookmarkStart w:id="12" w:name="table-tracks-sponsors"/>
+    <w:bookmarkStart w:id="12" w:name="table-tracks"/>
     <w:p>
       <w:pPr>
         <w:pStyle w:val="Heading3"/>
@@ -898,21 +1030,6 @@
           <w:rStyle w:val="VerbatimChar"/>
         </w:rPr>
         <w:t xml:space="preserve">tracks</w:t>
-      </w:r>
-      <w:r>
-        <w:t xml:space="preserve"> </w:t>
-      </w:r>
-      <w:r>
-        <w:t xml:space="preserve">/</w:t>
-      </w:r>
-      <w:r>
-        <w:t xml:space="preserve"> </w:t>
-      </w:r>
-      <w:r>
-        <w:rPr>
-          <w:rStyle w:val="VerbatimChar"/>
-        </w:rPr>
-        <w:t xml:space="preserve">sponsors</w:t>
       </w:r>
     </w:p>
     <w:p>
@@ -934,7 +1051,7 @@
         <w:t xml:space="preserve"> </w:t>
       </w:r>
       <w:r>
-        <w:t xml:space="preserve">Tracks / sponsors for one hackathon (multiple entries each).</w:t>
+        <w:t xml:space="preserve">Tracks / themes for one hackathon (multiple entries).</w:t>
       </w:r>
     </w:p>
     <w:p>
@@ -1020,11 +1137,26 @@
         <w:t xml:space="preserve"> </w:t>
       </w:r>
       <w:r>
+        <w:t xml:space="preserve">text;</w:t>
+      </w:r>
+      <w:r>
+        <w:t xml:space="preserve"> </w:t>
+      </w:r>
+      <w:r>
+        <w:rPr>
+          <w:rStyle w:val="VerbatimChar"/>
+        </w:rPr>
+        <w:t xml:space="preserve">description</w:t>
+      </w:r>
+      <w:r>
+        <w:t xml:space="preserve"> </w:t>
+      </w:r>
+      <w:r>
         <w:t xml:space="preserve">text.</w:t>
       </w:r>
     </w:p>
     <w:bookmarkEnd w:id="12"/>
-    <w:bookmarkStart w:id="13" w:name="table-hackathon_judges"/>
+    <w:bookmarkStart w:id="13" w:name="table-sponsors"/>
     <w:p>
       <w:pPr>
         <w:pStyle w:val="Heading3"/>
@@ -1039,7 +1171,7 @@
         <w:rPr>
           <w:rStyle w:val="VerbatimChar"/>
         </w:rPr>
-        <w:t xml:space="preserve">hackathon_judges</w:t>
+        <w:t xml:space="preserve">sponsors</w:t>
       </w:r>
     </w:p>
     <w:p>
@@ -1061,23 +1193,7 @@
         <w:t xml:space="preserve"> </w:t>
       </w:r>
       <w:r>
-        <w:t xml:space="preserve">Users the admin selected to</w:t>
-      </w:r>
-      <w:r>
-        <w:t xml:space="preserve"> </w:t>
-      </w:r>
-      <w:r>
-        <w:rPr>
-          <w:b/>
-          <w:bCs/>
-        </w:rPr>
-        <w:t xml:space="preserve">view &amp; judge</w:t>
-      </w:r>
-      <w:r>
-        <w:t xml:space="preserve"> </w:t>
-      </w:r>
-      <w:r>
-        <w:t xml:space="preserve">a given hackathon.</w:t>
+        <w:t xml:space="preserve">Sponsors for one hackathon (multiple entries).</w:t>
       </w:r>
     </w:p>
     <w:p>
@@ -1118,31 +1234,6 @@
           <w:b/>
           <w:bCs/>
         </w:rPr>
-        <w:t xml:space="preserve">Unique:</w:t>
-      </w:r>
-      <w:r>
-        <w:t xml:space="preserve"> </w:t>
-      </w:r>
-      <w:r>
-        <w:rPr>
-          <w:rStyle w:val="VerbatimChar"/>
-        </w:rPr>
-        <w:t xml:space="preserve">(hackathon_id, user_id)</w:t>
-      </w:r>
-    </w:p>
-    <w:p>
-      <w:pPr>
-        <w:pStyle w:val="Compact"/>
-        <w:numPr>
-          <w:ilvl w:val="0"/>
-          <w:numId w:val="1005"/>
-        </w:numPr>
-      </w:pPr>
-      <w:r>
-        <w:rPr>
-          <w:b/>
-          <w:bCs/>
-        </w:rPr>
         <w:t xml:space="preserve">Columns:</w:t>
       </w:r>
       <w:r>
@@ -1173,26 +1264,71 @@
         <w:t xml:space="preserve"> </w:t>
       </w:r>
       <w:r>
-        <w:t xml:space="preserve">int;</w:t>
-      </w:r>
-      <w:r>
-        <w:t xml:space="preserve"> </w:t>
-      </w:r>
-      <w:r>
-        <w:rPr>
-          <w:rStyle w:val="VerbatimChar"/>
-        </w:rPr>
-        <w:t xml:space="preserve">user_id</w:t>
-      </w:r>
-      <w:r>
-        <w:t xml:space="preserve"> </w:t>
-      </w:r>
-      <w:r>
-        <w:t xml:space="preserve">int.</w:t>
+        <w:t xml:space="preserve">int (FK→hackathons.id);</w:t>
+      </w:r>
+      <w:r>
+        <w:t xml:space="preserve"> </w:t>
+      </w:r>
+      <w:r>
+        <w:rPr>
+          <w:rStyle w:val="VerbatimChar"/>
+        </w:rPr>
+        <w:t xml:space="preserve">name</w:t>
+      </w:r>
+      <w:r>
+        <w:t xml:space="preserve"> </w:t>
+      </w:r>
+      <w:r>
+        <w:t xml:space="preserve">text;</w:t>
+      </w:r>
+      <w:r>
+        <w:t xml:space="preserve"> </w:t>
+      </w:r>
+      <w:r>
+        <w:rPr>
+          <w:rStyle w:val="VerbatimChar"/>
+        </w:rPr>
+        <w:t xml:space="preserve">description</w:t>
+      </w:r>
+      <w:r>
+        <w:t xml:space="preserve"> </w:t>
+      </w:r>
+      <w:r>
+        <w:t xml:space="preserve">text;</w:t>
+      </w:r>
+      <w:r>
+        <w:t xml:space="preserve"> </w:t>
+      </w:r>
+      <w:r>
+        <w:rPr>
+          <w:rStyle w:val="VerbatimChar"/>
+        </w:rPr>
+        <w:t xml:space="preserve">access_instructions</w:t>
+      </w:r>
+      <w:r>
+        <w:t xml:space="preserve"> </w:t>
+      </w:r>
+      <w:r>
+        <w:t xml:space="preserve">text (Tool Access &amp; Credits);</w:t>
+      </w:r>
+      <w:r>
+        <w:t xml:space="preserve"> </w:t>
+      </w:r>
+      <w:r>
+        <w:rPr>
+          <w:rStyle w:val="VerbatimChar"/>
+        </w:rPr>
+        <w:t xml:space="preserve">prizes</w:t>
+      </w:r>
+      <w:r>
+        <w:t xml:space="preserve"> </w:t>
+      </w:r>
+      <w:r>
+        <w:t xml:space="preserve">text.</w:t>
       </w:r>
     </w:p>
     <w:bookmarkEnd w:id="13"/>
-    <w:bookmarkStart w:id="14" w:name="table-matching_profiles"/>
+    <w:bookmarkStart w:id="14" w:name="table-hackathon_judges"/>
     <w:p>
       <w:pPr>
         <w:pStyle w:val="Heading3"/>
@@ -1207,7 +1343,7 @@
         <w:rPr>
           <w:rStyle w:val="VerbatimChar"/>
         </w:rPr>
-        <w:t xml:space="preserve">matching_profiles</w:t>
+        <w:t xml:space="preserve">hackathon_judges</w:t>
       </w:r>
     </w:p>
     <w:p>
@@ -1229,7 +1365,23 @@
         <w:t xml:space="preserve"> </w:t>
       </w:r>
       <w:r>
-        <w:t xml:space="preserve">A participant’s team-matching opt-in within a hackathon.</w:t>
+        <w:t xml:space="preserve">Users the admin selected to</w:t>
+      </w:r>
+      <w:r>
+        <w:t xml:space="preserve"> </w:t>
+      </w:r>
+      <w:r>
+        <w:rPr>
+          <w:b/>
+          <w:bCs/>
+        </w:rPr>
+        <w:t xml:space="preserve">view &amp; judge</w:t>
+      </w:r>
+      <w:r>
+        <w:t xml:space="preserve"> </w:t>
+      </w:r>
+      <w:r>
+        <w:t xml:space="preserve">a given hackathon.</w:t>
       </w:r>
     </w:p>
     <w:p>
@@ -1310,7 +1462,7 @@
         <w:t xml:space="preserve"> </w:t>
       </w:r>
       <w:r>
-        <w:t xml:space="preserve">PK;</w:t>
+        <w:t xml:space="preserve">int PK;</w:t>
       </w:r>
       <w:r>
         <w:t xml:space="preserve"> </w:t>
@@ -1340,116 +1492,11 @@
         <w:t xml:space="preserve"> </w:t>
       </w:r>
       <w:r>
-        <w:t xml:space="preserve">int;</w:t>
-      </w:r>
-      <w:r>
-        <w:t xml:space="preserve"> </w:t>
-      </w:r>
-      <w:r>
-        <w:rPr>
-          <w:rStyle w:val="VerbatimChar"/>
-        </w:rPr>
-        <w:t xml:space="preserve">role</w:t>
-      </w:r>
-      <w:r>
-        <w:t xml:space="preserve"> </w:t>
-      </w:r>
-      <w:r>
-        <w:t xml:space="preserve">text;</w:t>
-      </w:r>
-      <w:r>
-        <w:t xml:space="preserve"> </w:t>
-      </w:r>
-      <w:r>
-        <w:rPr>
-          <w:rStyle w:val="VerbatimChar"/>
-        </w:rPr>
-        <w:t xml:space="preserve">plan_to_build</w:t>
-      </w:r>
-      <w:r>
-        <w:t xml:space="preserve"> </w:t>
-      </w:r>
-      <w:r>
-        <w:t xml:space="preserve">text;</w:t>
-      </w:r>
-      <w:r>
-        <w:t xml:space="preserve"> </w:t>
-      </w:r>
-      <w:r>
-        <w:rPr>
-          <w:rStyle w:val="VerbatimChar"/>
-        </w:rPr>
-        <w:t xml:space="preserve">tracks</w:t>
-      </w:r>
-      <w:r>
-        <w:t xml:space="preserve"> </w:t>
-      </w:r>
-      <w:r>
-        <w:t xml:space="preserve">text (JSON ids);</w:t>
-      </w:r>
-      <w:r>
-        <w:t xml:space="preserve"> </w:t>
-      </w:r>
-      <w:r>
-        <w:rPr>
-          <w:rStyle w:val="VerbatimChar"/>
-        </w:rPr>
-        <w:t xml:space="preserve">sponsors</w:t>
-      </w:r>
-      <w:r>
-        <w:t xml:space="preserve"> </w:t>
-      </w:r>
-      <w:r>
-        <w:t xml:space="preserve">text (JSON ids);</w:t>
-      </w:r>
-      <w:r>
-        <w:t xml:space="preserve"> </w:t>
-      </w:r>
-      <w:r>
-        <w:rPr>
-          <w:rStyle w:val="VerbatimChar"/>
-        </w:rPr>
-        <w:t xml:space="preserve">matched</w:t>
-      </w:r>
-      <w:r>
-        <w:t xml:space="preserve"> </w:t>
-      </w:r>
-      <w:r>
-        <w:t xml:space="preserve">int (0/1);</w:t>
-      </w:r>
-      <w:r>
-        <w:t xml:space="preserve"> </w:t>
-      </w:r>
-      <w:r>
-        <w:rPr>
-          <w:rStyle w:val="VerbatimChar"/>
-        </w:rPr>
-        <w:t xml:space="preserve">group_id</w:t>
-      </w:r>
-      <w:r>
-        <w:t xml:space="preserve"> </w:t>
-      </w:r>
-      <w:r>
-        <w:t xml:space="preserve">int;</w:t>
-      </w:r>
-      <w:r>
-        <w:t xml:space="preserve"> </w:t>
-      </w:r>
-      <w:r>
-        <w:rPr>
-          <w:rStyle w:val="VerbatimChar"/>
-        </w:rPr>
-        <w:t xml:space="preserve">created_at</w:t>
-      </w:r>
-      <w:r>
-        <w:t xml:space="preserve"> </w:t>
-      </w:r>
-      <w:r>
-        <w:t xml:space="preserve">text.</w:t>
+        <w:t xml:space="preserve">int.</w:t>
       </w:r>
     </w:p>
     <w:bookmarkEnd w:id="14"/>
-    <w:bookmarkStart w:id="15" w:name="table-matching_runs"/>
+    <w:bookmarkStart w:id="15" w:name="table-matching_profiles"/>
     <w:p>
       <w:pPr>
         <w:pStyle w:val="Heading3"/>
@@ -1464,7 +1511,7 @@
         <w:rPr>
           <w:rStyle w:val="VerbatimChar"/>
         </w:rPr>
-        <w:t xml:space="preserve">matching_runs</w:t>
+        <w:t xml:space="preserve">matching_profiles</w:t>
       </w:r>
     </w:p>
     <w:p>
@@ -1486,7 +1533,7 @@
         <w:t xml:space="preserve"> </w:t>
       </w:r>
       <w:r>
-        <w:t xml:space="preserve">Audit of each matching run for a hackathon.</w:t>
+        <w:t xml:space="preserve">A participant’s team-matching opt-in within a hackathon.</w:t>
       </w:r>
     </w:p>
     <w:p>
@@ -1502,6 +1549,56 @@
           <w:b/>
           <w:bCs/>
         </w:rPr>
+        <w:t xml:space="preserve">Primary Key:</w:t>
+      </w:r>
+      <w:r>
+        <w:t xml:space="preserve"> </w:t>
+      </w:r>
+      <w:r>
+        <w:rPr>
+          <w:rStyle w:val="VerbatimChar"/>
+        </w:rPr>
+        <w:t xml:space="preserve">id</w:t>
+      </w:r>
+      <w:r>
+        <w:t xml:space="preserve"> </w:t>
+      </w:r>
+      <w:r>
+        <w:t xml:space="preserve">·</w:t>
+      </w:r>
+      <w:r>
+        <w:t xml:space="preserve"> </w:t>
+      </w:r>
+      <w:r>
+        <w:rPr>
+          <w:b/>
+          <w:bCs/>
+        </w:rPr>
+        <w:t xml:space="preserve">Unique:</w:t>
+      </w:r>
+      <w:r>
+        <w:t xml:space="preserve"> </w:t>
+      </w:r>
+      <w:r>
+        <w:rPr>
+          <w:rStyle w:val="VerbatimChar"/>
+        </w:rPr>
+        <w:t xml:space="preserve">(hackathon_id, user_id)</w:t>
+      </w:r>
+    </w:p>
+    <w:p>
+      <w:pPr>
+        <w:pStyle w:val="Compact"/>
+        <w:numPr>
+          <w:ilvl w:val="0"/>
+          <w:numId w:val="1007"/>
+        </w:numPr>
+      </w:pPr>
+      <w:r>
+        <w:rPr>
+          <w:b/>
+          <w:bCs/>
+        </w:rPr>
         <w:t xml:space="preserve">Columns:</w:t>
       </w:r>
       <w:r>
@@ -1541,47 +1638,122 @@
         <w:rPr>
           <w:rStyle w:val="VerbatimChar"/>
         </w:rPr>
+        <w:t xml:space="preserve">user_id</w:t>
+      </w:r>
+      <w:r>
+        <w:t xml:space="preserve"> </w:t>
+      </w:r>
+      <w:r>
+        <w:t xml:space="preserve">int;</w:t>
+      </w:r>
+      <w:r>
+        <w:t xml:space="preserve"> </w:t>
+      </w:r>
+      <w:r>
+        <w:rPr>
+          <w:rStyle w:val="VerbatimChar"/>
+        </w:rPr>
+        <w:t xml:space="preserve">role</w:t>
+      </w:r>
+      <w:r>
+        <w:t xml:space="preserve"> </w:t>
+      </w:r>
+      <w:r>
+        <w:t xml:space="preserve">text;</w:t>
+      </w:r>
+      <w:r>
+        <w:t xml:space="preserve"> </w:t>
+      </w:r>
+      <w:r>
+        <w:rPr>
+          <w:rStyle w:val="VerbatimChar"/>
+        </w:rPr>
+        <w:t xml:space="preserve">plan_to_build</w:t>
+      </w:r>
+      <w:r>
+        <w:t xml:space="preserve"> </w:t>
+      </w:r>
+      <w:r>
+        <w:t xml:space="preserve">text;</w:t>
+      </w:r>
+      <w:r>
+        <w:t xml:space="preserve"> </w:t>
+      </w:r>
+      <w:r>
+        <w:rPr>
+          <w:rStyle w:val="VerbatimChar"/>
+        </w:rPr>
+        <w:t xml:space="preserve">tracks</w:t>
+      </w:r>
+      <w:r>
+        <w:t xml:space="preserve"> </w:t>
+      </w:r>
+      <w:r>
+        <w:t xml:space="preserve">text (JSON ids);</w:t>
+      </w:r>
+      <w:r>
+        <w:t xml:space="preserve"> </w:t>
+      </w:r>
+      <w:r>
+        <w:rPr>
+          <w:rStyle w:val="VerbatimChar"/>
+        </w:rPr>
+        <w:t xml:space="preserve">sponsors</w:t>
+      </w:r>
+      <w:r>
+        <w:t xml:space="preserve"> </w:t>
+      </w:r>
+      <w:r>
+        <w:t xml:space="preserve">text (JSON ids);</w:t>
+      </w:r>
+      <w:r>
+        <w:t xml:space="preserve"> </w:t>
+      </w:r>
+      <w:r>
+        <w:rPr>
+          <w:rStyle w:val="VerbatimChar"/>
+        </w:rPr>
+        <w:t xml:space="preserve">matched</w:t>
+      </w:r>
+      <w:r>
+        <w:t xml:space="preserve"> </w:t>
+      </w:r>
+      <w:r>
+        <w:t xml:space="preserve">int (0/1);</w:t>
+      </w:r>
+      <w:r>
+        <w:t xml:space="preserve"> </w:t>
+      </w:r>
+      <w:r>
+        <w:rPr>
+          <w:rStyle w:val="VerbatimChar"/>
+        </w:rPr>
+        <w:t xml:space="preserve">group_id</w:t>
+      </w:r>
+      <w:r>
+        <w:t xml:space="preserve"> </w:t>
+      </w:r>
+      <w:r>
+        <w:t xml:space="preserve">int;</w:t>
+      </w:r>
+      <w:r>
+        <w:t xml:space="preserve"> </w:t>
+      </w:r>
+      <w:r>
+        <w:rPr>
+          <w:rStyle w:val="VerbatimChar"/>
+        </w:rPr>
         <w:t xml:space="preserve">created_at</w:t>
       </w:r>
       <w:r>
         <w:t xml:space="preserve"> </w:t>
       </w:r>
       <w:r>
-        <w:t xml:space="preserve">text;</w:t>
-      </w:r>
-      <w:r>
-        <w:t xml:space="preserve"> </w:t>
-      </w:r>
-      <w:r>
-        <w:rPr>
-          <w:rStyle w:val="VerbatimChar"/>
-        </w:rPr>
-        <w:t xml:space="preserve">group_count</w:t>
-      </w:r>
-      <w:r>
-        <w:t xml:space="preserve"> </w:t>
-      </w:r>
-      <w:r>
-        <w:t xml:space="preserve">int;</w:t>
-      </w:r>
-      <w:r>
-        <w:t xml:space="preserve"> </w:t>
-      </w:r>
-      <w:r>
-        <w:rPr>
-          <w:rStyle w:val="VerbatimChar"/>
-        </w:rPr>
-        <w:t xml:space="preserve">people_count</w:t>
-      </w:r>
-      <w:r>
-        <w:t xml:space="preserve"> </w:t>
-      </w:r>
-      <w:r>
-        <w:t xml:space="preserve">int.</w:t>
+        <w:t xml:space="preserve">text.</w:t>
       </w:r>
     </w:p>
     <w:bookmarkEnd w:id="15"/>
-    <w:bookmarkStart w:id="16" w:name="table-projects"/>
+    <w:bookmarkStart w:id="16" w:name="table-matching_runs"/>
     <w:p>
       <w:pPr>
         <w:pStyle w:val="Heading3"/>
@@ -1596,7 +1768,7 @@
         <w:rPr>
           <w:rStyle w:val="VerbatimChar"/>
         </w:rPr>
-        <w:t xml:space="preserve">projects</w:t>
+        <w:t xml:space="preserve">matching_runs</w:t>
       </w:r>
     </w:p>
     <w:p>
@@ -1618,7 +1790,7 @@
         <w:t xml:space="preserve"> </w:t>
       </w:r>
       <w:r>
-        <w:t xml:space="preserve">A submitted project within a hackathon.</w:t>
+        <w:t xml:space="preserve">Audit of each matching run for a hackathon.</w:t>
       </w:r>
     </w:p>
     <w:p>
@@ -1673,7 +1845,7 @@
         <w:rPr>
           <w:rStyle w:val="VerbatimChar"/>
         </w:rPr>
-        <w:t xml:space="preserve">name</w:t>
+        <w:t xml:space="preserve">created_at</w:t>
       </w:r>
       <w:r>
         <w:t xml:space="preserve"> </w:t>
@@ -1688,52 +1860,7 @@
         <w:rPr>
           <w:rStyle w:val="VerbatimChar"/>
         </w:rPr>
-        <w:t xml:space="preserve">short_description</w:t>
-      </w:r>
-      <w:r>
-        <w:t xml:space="preserve"> </w:t>
-      </w:r>
-      <w:r>
-        <w:t xml:space="preserve">text;</w:t>
-      </w:r>
-      <w:r>
-        <w:t xml:space="preserve"> </w:t>
-      </w:r>
-      <w:r>
-        <w:rPr>
-          <w:rStyle w:val="VerbatimChar"/>
-        </w:rPr>
-        <w:t xml:space="preserve">demo_video_link</w:t>
-      </w:r>
-      <w:r>
-        <w:t xml:space="preserve"> </w:t>
-      </w:r>
-      <w:r>
-        <w:t xml:space="preserve">text;</w:t>
-      </w:r>
-      <w:r>
-        <w:t xml:space="preserve"> </w:t>
-      </w:r>
-      <w:r>
-        <w:rPr>
-          <w:rStyle w:val="VerbatimChar"/>
-        </w:rPr>
-        <w:t xml:space="preserve">git_link</w:t>
-      </w:r>
-      <w:r>
-        <w:t xml:space="preserve"> </w:t>
-      </w:r>
-      <w:r>
-        <w:t xml:space="preserve">text;</w:t>
-      </w:r>
-      <w:r>
-        <w:t xml:space="preserve"> </w:t>
-      </w:r>
-      <w:r>
-        <w:rPr>
-          <w:rStyle w:val="VerbatimChar"/>
-        </w:rPr>
-        <w:t xml:space="preserve">created_by</w:t>
+        <w:t xml:space="preserve">group_count</w:t>
       </w:r>
       <w:r>
         <w:t xml:space="preserve"> </w:t>
@@ -1748,17 +1875,17 @@
         <w:rPr>
           <w:rStyle w:val="VerbatimChar"/>
         </w:rPr>
-        <w:t xml:space="preserve">created_at</w:t>
-      </w:r>
-      <w:r>
-        <w:t xml:space="preserve"> </w:t>
-      </w:r>
-      <w:r>
-        <w:t xml:space="preserve">text.</w:t>
+        <w:t xml:space="preserve">people_count</w:t>
+      </w:r>
+      <w:r>
+        <w:t xml:space="preserve"> </w:t>
+      </w:r>
+      <w:r>
+        <w:t xml:space="preserve">int.</w:t>
       </w:r>
     </w:p>
     <w:bookmarkEnd w:id="16"/>
-    <w:bookmarkStart w:id="17" w:name="table-project_participants"/>
+    <w:bookmarkStart w:id="17" w:name="table-projects"/>
     <w:p>
       <w:pPr>
         <w:pStyle w:val="Heading3"/>
@@ -1773,7 +1900,7 @@
         <w:rPr>
           <w:rStyle w:val="VerbatimChar"/>
         </w:rPr>
-        <w:t xml:space="preserve">project_participants</w:t>
+        <w:t xml:space="preserve">projects</w:t>
       </w:r>
     </w:p>
     <w:p>
@@ -1795,20 +1922,7 @@
         <w:t xml:space="preserve"> </w:t>
       </w:r>
       <w:r>
-        <w:t xml:space="preserve">Team membership; enforces</w:t>
-      </w:r>
-      <w:r>
-        <w:t xml:space="preserve"> </w:t>
-      </w:r>
-      <w:r>
-        <w:rPr>
-          <w:b/>
-          <w:bCs/>
-        </w:rPr>
-        <w:t xml:space="preserve">one project per person per hackathon</w:t>
-      </w:r>
-      <w:r>
-        <w:t xml:space="preserve">.</w:t>
+        <w:t xml:space="preserve">A submitted project within a hackathon.</w:t>
       </w:r>
     </w:p>
     <w:p>
@@ -1824,7 +1938,7 @@
           <w:b/>
           <w:bCs/>
         </w:rPr>
-        <w:t xml:space="preserve">Primary Key:</w:t>
+        <w:t xml:space="preserve">Columns:</w:t>
       </w:r>
       <w:r>
         <w:t xml:space="preserve"> </w:t>
@@ -1839,56 +1953,6 @@
         <w:t xml:space="preserve"> </w:t>
       </w:r>
       <w:r>
-        <w:t xml:space="preserve">·</w:t>
-      </w:r>
-      <w:r>
-        <w:t xml:space="preserve"> </w:t>
-      </w:r>
-      <w:r>
-        <w:rPr>
-          <w:b/>
-          <w:bCs/>
-        </w:rPr>
-        <w:t xml:space="preserve">Unique:</w:t>
-      </w:r>
-      <w:r>
-        <w:t xml:space="preserve"> </w:t>
-      </w:r>
-      <w:r>
-        <w:rPr>
-          <w:rStyle w:val="VerbatimChar"/>
-        </w:rPr>
-        <w:t xml:space="preserve">(hackathon_id, user_id)</w:t>
-      </w:r>
-    </w:p>
-    <w:p>
-      <w:pPr>
-        <w:pStyle w:val="Compact"/>
-        <w:numPr>
-          <w:ilvl w:val="0"/>
-          <w:numId w:val="1009"/>
-        </w:numPr>
-      </w:pPr>
-      <w:r>
-        <w:rPr>
-          <w:b/>
-          <w:bCs/>
-        </w:rPr>
-        <w:t xml:space="preserve">Columns:</w:t>
-      </w:r>
-      <w:r>
-        <w:t xml:space="preserve"> </w:t>
-      </w:r>
-      <w:r>
-        <w:rPr>
-          <w:rStyle w:val="VerbatimChar"/>
-        </w:rPr>
-        <w:t xml:space="preserve">id</w:t>
-      </w:r>
-      <w:r>
-        <w:t xml:space="preserve"> </w:t>
-      </w:r>
-      <w:r>
         <w:t xml:space="preserve">PK;</w:t>
       </w:r>
       <w:r>
@@ -1913,7 +1977,67 @@
         <w:rPr>
           <w:rStyle w:val="VerbatimChar"/>
         </w:rPr>
-        <w:t xml:space="preserve">project_id</w:t>
+        <w:t xml:space="preserve">name</w:t>
+      </w:r>
+      <w:r>
+        <w:t xml:space="preserve"> </w:t>
+      </w:r>
+      <w:r>
+        <w:t xml:space="preserve">text;</w:t>
+      </w:r>
+      <w:r>
+        <w:t xml:space="preserve"> </w:t>
+      </w:r>
+      <w:r>
+        <w:rPr>
+          <w:rStyle w:val="VerbatimChar"/>
+        </w:rPr>
+        <w:t xml:space="preserve">short_description</w:t>
+      </w:r>
+      <w:r>
+        <w:t xml:space="preserve"> </w:t>
+      </w:r>
+      <w:r>
+        <w:t xml:space="preserve">text;</w:t>
+      </w:r>
+      <w:r>
+        <w:t xml:space="preserve"> </w:t>
+      </w:r>
+      <w:r>
+        <w:rPr>
+          <w:rStyle w:val="VerbatimChar"/>
+        </w:rPr>
+        <w:t xml:space="preserve">demo_video_link</w:t>
+      </w:r>
+      <w:r>
+        <w:t xml:space="preserve"> </w:t>
+      </w:r>
+      <w:r>
+        <w:t xml:space="preserve">text;</w:t>
+      </w:r>
+      <w:r>
+        <w:t xml:space="preserve"> </w:t>
+      </w:r>
+      <w:r>
+        <w:rPr>
+          <w:rStyle w:val="VerbatimChar"/>
+        </w:rPr>
+        <w:t xml:space="preserve">git_link</w:t>
+      </w:r>
+      <w:r>
+        <w:t xml:space="preserve"> </w:t>
+      </w:r>
+      <w:r>
+        <w:t xml:space="preserve">text;</w:t>
+      </w:r>
+      <w:r>
+        <w:t xml:space="preserve"> </w:t>
+      </w:r>
+      <w:r>
+        <w:rPr>
+          <w:rStyle w:val="VerbatimChar"/>
+        </w:rPr>
+        <w:t xml:space="preserve">created_by</w:t>
       </w:r>
       <w:r>
         <w:t xml:space="preserve"> </w:t>
@@ -1928,17 +2052,17 @@
         <w:rPr>
           <w:rStyle w:val="VerbatimChar"/>
         </w:rPr>
-        <w:t xml:space="preserve">user_id</w:t>
-      </w:r>
-      <w:r>
-        <w:t xml:space="preserve"> </w:t>
-      </w:r>
-      <w:r>
-        <w:t xml:space="preserve">int.</w:t>
+        <w:t xml:space="preserve">created_at</w:t>
+      </w:r>
+      <w:r>
+        <w:t xml:space="preserve"> </w:t>
+      </w:r>
+      <w:r>
+        <w:t xml:space="preserve">text.</w:t>
       </w:r>
     </w:p>
     <w:bookmarkEnd w:id="17"/>
-    <w:bookmarkStart w:id="18" w:name="table-project_tracks-project_sponsors"/>
+    <w:bookmarkStart w:id="18" w:name="table-project_participants"/>
     <w:p>
       <w:pPr>
         <w:pStyle w:val="Heading3"/>
@@ -1953,22 +2077,7 @@
         <w:rPr>
           <w:rStyle w:val="VerbatimChar"/>
         </w:rPr>
-        <w:t xml:space="preserve">project_tracks</w:t>
-      </w:r>
-      <w:r>
-        <w:t xml:space="preserve"> </w:t>
-      </w:r>
-      <w:r>
-        <w:t xml:space="preserve">/</w:t>
-      </w:r>
-      <w:r>
-        <w:t xml:space="preserve"> </w:t>
-      </w:r>
-      <w:r>
-        <w:rPr>
-          <w:rStyle w:val="VerbatimChar"/>
-        </w:rPr>
-        <w:t xml:space="preserve">project_sponsors</w:t>
+        <w:t xml:space="preserve">project_participants</w:t>
       </w:r>
     </w:p>
     <w:p>
@@ -1990,7 +2099,20 @@
         <w:t xml:space="preserve"> </w:t>
       </w:r>
       <w:r>
-        <w:t xml:space="preserve">A project’s chosen tracks / sponsors (M—M).</w:t>
+        <w:t xml:space="preserve">Team membership; enforces</w:t>
+      </w:r>
+      <w:r>
+        <w:t xml:space="preserve"> </w:t>
+      </w:r>
+      <w:r>
+        <w:rPr>
+          <w:b/>
+          <w:bCs/>
+        </w:rPr>
+        <w:t xml:space="preserve">one project per person per hackathon</w:t>
+      </w:r>
+      <w:r>
+        <w:t xml:space="preserve">.</w:t>
       </w:r>
     </w:p>
     <w:p>
@@ -2006,6 +2128,56 @@
           <w:b/>
           <w:bCs/>
         </w:rPr>
+        <w:t xml:space="preserve">Primary Key:</w:t>
+      </w:r>
+      <w:r>
+        <w:t xml:space="preserve"> </w:t>
+      </w:r>
+      <w:r>
+        <w:rPr>
+          <w:rStyle w:val="VerbatimChar"/>
+        </w:rPr>
+        <w:t xml:space="preserve">id</w:t>
+      </w:r>
+      <w:r>
+        <w:t xml:space="preserve"> </w:t>
+      </w:r>
+      <w:r>
+        <w:t xml:space="preserve">·</w:t>
+      </w:r>
+      <w:r>
+        <w:t xml:space="preserve"> </w:t>
+      </w:r>
+      <w:r>
+        <w:rPr>
+          <w:b/>
+          <w:bCs/>
+        </w:rPr>
+        <w:t xml:space="preserve">Unique:</w:t>
+      </w:r>
+      <w:r>
+        <w:t xml:space="preserve"> </w:t>
+      </w:r>
+      <w:r>
+        <w:rPr>
+          <w:rStyle w:val="VerbatimChar"/>
+        </w:rPr>
+        <w:t xml:space="preserve">(hackathon_id, user_id)</w:t>
+      </w:r>
+    </w:p>
+    <w:p>
+      <w:pPr>
+        <w:pStyle w:val="Compact"/>
+        <w:numPr>
+          <w:ilvl w:val="0"/>
+          <w:numId w:val="1010"/>
+        </w:numPr>
+      </w:pPr>
+      <w:r>
+        <w:rPr>
+          <w:b/>
+          <w:bCs/>
+        </w:rPr>
         <w:t xml:space="preserve">Columns:</w:t>
       </w:r>
       <w:r>
@@ -2015,6 +2187,36 @@
         <w:rPr>
           <w:rStyle w:val="VerbatimChar"/>
         </w:rPr>
+        <w:t xml:space="preserve">id</w:t>
+      </w:r>
+      <w:r>
+        <w:t xml:space="preserve"> </w:t>
+      </w:r>
+      <w:r>
+        <w:t xml:space="preserve">PK;</w:t>
+      </w:r>
+      <w:r>
+        <w:t xml:space="preserve"> </w:t>
+      </w:r>
+      <w:r>
+        <w:rPr>
+          <w:rStyle w:val="VerbatimChar"/>
+        </w:rPr>
+        <w:t xml:space="preserve">hackathon_id</w:t>
+      </w:r>
+      <w:r>
+        <w:t xml:space="preserve"> </w:t>
+      </w:r>
+      <w:r>
+        <w:t xml:space="preserve">int;</w:t>
+      </w:r>
+      <w:r>
+        <w:t xml:space="preserve"> </w:t>
+      </w:r>
+      <w:r>
+        <w:rPr>
+          <w:rStyle w:val="VerbatimChar"/>
+        </w:rPr>
         <w:t xml:space="preserve">project_id</w:t>
       </w:r>
       <w:r>
@@ -2030,37 +2232,7 @@
         <w:rPr>
           <w:rStyle w:val="VerbatimChar"/>
         </w:rPr>
-        <w:t xml:space="preserve">track_id</w:t>
-      </w:r>
-      <w:r>
-        <w:t xml:space="preserve"> </w:t>
-      </w:r>
-      <w:r>
-        <w:t xml:space="preserve">int — / —</w:t>
-      </w:r>
-      <w:r>
-        <w:t xml:space="preserve"> </w:t>
-      </w:r>
-      <w:r>
-        <w:rPr>
-          <w:rStyle w:val="VerbatimChar"/>
-        </w:rPr>
-        <w:t xml:space="preserve">project_id</w:t>
-      </w:r>
-      <w:r>
-        <w:t xml:space="preserve"> </w:t>
-      </w:r>
-      <w:r>
-        <w:t xml:space="preserve">int;</w:t>
-      </w:r>
-      <w:r>
-        <w:t xml:space="preserve"> </w:t>
-      </w:r>
-      <w:r>
-        <w:rPr>
-          <w:rStyle w:val="VerbatimChar"/>
-        </w:rPr>
-        <w:t xml:space="preserve">sponsor_id</w:t>
+        <w:t xml:space="preserve">user_id</w:t>
       </w:r>
       <w:r>
         <w:t xml:space="preserve"> </w:t>
@@ -2070,7 +2242,7 @@
       </w:r>
     </w:p>
     <w:bookmarkEnd w:id="18"/>
-    <w:bookmarkStart w:id="19" w:name="table-scores"/>
+    <w:bookmarkStart w:id="19" w:name="table-project_tracks-project_sponsors"/>
     <w:p>
       <w:pPr>
         <w:pStyle w:val="Heading3"/>
@@ -2085,7 +2257,22 @@
         <w:rPr>
           <w:rStyle w:val="VerbatimChar"/>
         </w:rPr>
-        <w:t xml:space="preserve">scores</w:t>
+        <w:t xml:space="preserve">project_tracks</w:t>
+      </w:r>
+      <w:r>
+        <w:t xml:space="preserve"> </w:t>
+      </w:r>
+      <w:r>
+        <w:t xml:space="preserve">/</w:t>
+      </w:r>
+      <w:r>
+        <w:t xml:space="preserve"> </w:t>
+      </w:r>
+      <w:r>
+        <w:rPr>
+          <w:rStyle w:val="VerbatimChar"/>
+        </w:rPr>
+        <w:t xml:space="preserve">project_sponsors</w:t>
       </w:r>
     </w:p>
     <w:p>
@@ -2107,7 +2294,7 @@
         <w:t xml:space="preserve"> </w:t>
       </w:r>
       <w:r>
-        <w:t xml:space="preserve">One judge’s score for one project.</w:t>
+        <w:t xml:space="preserve">A project’s chosen tracks / sponsors (M—M).</w:t>
       </w:r>
     </w:p>
     <w:p>
@@ -2123,41 +2310,86 @@
           <w:b/>
           <w:bCs/>
         </w:rPr>
-        <w:t xml:space="preserve">Primary Key:</w:t>
-      </w:r>
-      <w:r>
-        <w:t xml:space="preserve"> </w:t>
-      </w:r>
-      <w:r>
-        <w:rPr>
-          <w:rStyle w:val="VerbatimChar"/>
-        </w:rPr>
-        <w:t xml:space="preserve">id</w:t>
-      </w:r>
-      <w:r>
-        <w:t xml:space="preserve"> </w:t>
-      </w:r>
-      <w:r>
-        <w:t xml:space="preserve">·</w:t>
-      </w:r>
-      <w:r>
-        <w:t xml:space="preserve"> </w:t>
-      </w:r>
-      <w:r>
-        <w:rPr>
-          <w:b/>
-          <w:bCs/>
-        </w:rPr>
-        <w:t xml:space="preserve">Unique:</w:t>
-      </w:r>
-      <w:r>
-        <w:t xml:space="preserve"> </w:t>
-      </w:r>
-      <w:r>
-        <w:rPr>
-          <w:rStyle w:val="VerbatimChar"/>
-        </w:rPr>
-        <w:t xml:space="preserve">(project_id, judge_id)</w:t>
+        <w:t xml:space="preserve">Columns:</w:t>
+      </w:r>
+      <w:r>
+        <w:t xml:space="preserve"> </w:t>
+      </w:r>
+      <w:r>
+        <w:rPr>
+          <w:rStyle w:val="VerbatimChar"/>
+        </w:rPr>
+        <w:t xml:space="preserve">project_id</w:t>
+      </w:r>
+      <w:r>
+        <w:t xml:space="preserve"> </w:t>
+      </w:r>
+      <w:r>
+        <w:t xml:space="preserve">int;</w:t>
+      </w:r>
+      <w:r>
+        <w:t xml:space="preserve"> </w:t>
+      </w:r>
+      <w:r>
+        <w:rPr>
+          <w:rStyle w:val="VerbatimChar"/>
+        </w:rPr>
+        <w:t xml:space="preserve">track_id</w:t>
+      </w:r>
+      <w:r>
+        <w:t xml:space="preserve"> </w:t>
+      </w:r>
+      <w:r>
+        <w:t xml:space="preserve">int — / —</w:t>
+      </w:r>
+      <w:r>
+        <w:t xml:space="preserve"> </w:t>
+      </w:r>
+      <w:r>
+        <w:rPr>
+          <w:rStyle w:val="VerbatimChar"/>
+        </w:rPr>
+        <w:t xml:space="preserve">project_id</w:t>
+      </w:r>
+      <w:r>
+        <w:t xml:space="preserve"> </w:t>
+      </w:r>
+      <w:r>
+        <w:t xml:space="preserve">int;</w:t>
+      </w:r>
+      <w:r>
+        <w:t xml:space="preserve"> </w:t>
+      </w:r>
+      <w:r>
+        <w:rPr>
+          <w:rStyle w:val="VerbatimChar"/>
+        </w:rPr>
+        <w:t xml:space="preserve">sponsor_id</w:t>
+      </w:r>
+      <w:r>
+        <w:t xml:space="preserve"> </w:t>
+      </w:r>
+      <w:r>
+        <w:t xml:space="preserve">int.</w:t>
+      </w:r>
+    </w:p>
+    <w:bookmarkEnd w:id="19"/>
+    <w:bookmarkStart w:id="20" w:name="table-scores"/>
+    <w:p>
+      <w:pPr>
+        <w:pStyle w:val="Heading3"/>
+      </w:pPr>
+      <w:r>
+        <w:t xml:space="preserve">Table:</w:t>
+      </w:r>
+      <w:r>
+        <w:t xml:space="preserve"> </w:t>
+      </w:r>
+      <w:r>
+        <w:rPr>
+          <w:rStyle w:val="VerbatimChar"/>
+        </w:rPr>
+        <w:t xml:space="preserve">scores</w:t>
       </w:r>
     </w:p>
     <w:p>
@@ -2165,7 +2397,7 @@
         <w:pStyle w:val="Compact"/>
         <w:numPr>
           <w:ilvl w:val="0"/>
-          <w:numId w:val="1011"/>
+          <w:numId w:val="1012"/>
         </w:numPr>
       </w:pPr>
       <w:r>
@@ -2173,6 +2405,109 @@
           <w:b/>
           <w:bCs/>
         </w:rPr>
+        <w:t xml:space="preserve">Purpose:</w:t>
+      </w:r>
+      <w:r>
+        <w:t xml:space="preserve"> </w:t>
+      </w:r>
+      <w:r>
+        <w:t xml:space="preserve">One judge’s score for one project. Five categories, each 0–100;</w:t>
+      </w:r>
+      <w:r>
+        <w:t xml:space="preserve"> </w:t>
+      </w:r>
+      <w:r>
+        <w:rPr>
+          <w:rStyle w:val="VerbatimChar"/>
+        </w:rPr>
+        <w:t xml:space="preserve">total</w:t>
+      </w:r>
+      <w:r>
+        <w:t xml:space="preserve"> </w:t>
+      </w:r>
+      <w:r>
+        <w:t xml:space="preserve">is their</w:t>
+      </w:r>
+      <w:r>
+        <w:t xml:space="preserve"> </w:t>
+      </w:r>
+      <w:r>
+        <w:rPr>
+          <w:b/>
+          <w:bCs/>
+        </w:rPr>
+        <w:t xml:space="preserve">average</w:t>
+      </w:r>
+      <w:r>
+        <w:t xml:space="preserve"> </w:t>
+      </w:r>
+      <w:r>
+        <w:t xml:space="preserve">(out of 100).</w:t>
+      </w:r>
+    </w:p>
+    <w:p>
+      <w:pPr>
+        <w:pStyle w:val="Compact"/>
+        <w:numPr>
+          <w:ilvl w:val="0"/>
+          <w:numId w:val="1012"/>
+        </w:numPr>
+      </w:pPr>
+      <w:r>
+        <w:rPr>
+          <w:b/>
+          <w:bCs/>
+        </w:rPr>
+        <w:t xml:space="preserve">Primary Key:</w:t>
+      </w:r>
+      <w:r>
+        <w:t xml:space="preserve"> </w:t>
+      </w:r>
+      <w:r>
+        <w:rPr>
+          <w:rStyle w:val="VerbatimChar"/>
+        </w:rPr>
+        <w:t xml:space="preserve">id</w:t>
+      </w:r>
+      <w:r>
+        <w:t xml:space="preserve"> </w:t>
+      </w:r>
+      <w:r>
+        <w:t xml:space="preserve">·</w:t>
+      </w:r>
+      <w:r>
+        <w:t xml:space="preserve"> </w:t>
+      </w:r>
+      <w:r>
+        <w:rPr>
+          <w:b/>
+          <w:bCs/>
+        </w:rPr>
+        <w:t xml:space="preserve">Unique:</w:t>
+      </w:r>
+      <w:r>
+        <w:t xml:space="preserve"> </w:t>
+      </w:r>
+      <w:r>
+        <w:rPr>
+          <w:rStyle w:val="VerbatimChar"/>
+        </w:rPr>
+        <w:t xml:space="preserve">(project_id, judge_id)</w:t>
+      </w:r>
+    </w:p>
+    <w:p>
+      <w:pPr>
+        <w:pStyle w:val="Compact"/>
+        <w:numPr>
+          <w:ilvl w:val="0"/>
+          <w:numId w:val="1012"/>
+        </w:numPr>
+      </w:pPr>
+      <w:r>
+        <w:rPr>
+          <w:b/>
+          <w:bCs/>
+        </w:rPr>
         <w:t xml:space="preserve">Columns:</w:t>
       </w:r>
       <w:r>
@@ -2233,52 +2568,22 @@
         <w:t xml:space="preserve"> </w:t>
       </w:r>
       <w:r>
-        <w:t xml:space="preserve">0–20;</w:t>
-      </w:r>
-      <w:r>
-        <w:t xml:space="preserve"> </w:t>
-      </w:r>
-      <w:r>
-        <w:rPr>
-          <w:rStyle w:val="VerbatimChar"/>
-        </w:rPr>
-        <w:t xml:space="preserve">technical</w:t>
-      </w:r>
-      <w:r>
-        <w:t xml:space="preserve"> </w:t>
-      </w:r>
-      <w:r>
-        <w:t xml:space="preserve">0–20;</w:t>
-      </w:r>
-      <w:r>
-        <w:t xml:space="preserve"> </w:t>
-      </w:r>
-      <w:r>
-        <w:rPr>
-          <w:rStyle w:val="VerbatimChar"/>
-        </w:rPr>
-        <w:t xml:space="preserve">code_quality</w:t>
-      </w:r>
-      <w:r>
-        <w:t xml:space="preserve"> </w:t>
-      </w:r>
-      <w:r>
-        <w:t xml:space="preserve">0–15;</w:t>
-      </w:r>
-      <w:r>
-        <w:t xml:space="preserve"> </w:t>
-      </w:r>
-      <w:r>
-        <w:rPr>
-          <w:rStyle w:val="VerbatimChar"/>
-        </w:rPr>
-        <w:t xml:space="preserve">functionality</w:t>
-      </w:r>
-      <w:r>
-        <w:t xml:space="preserve"> </w:t>
-      </w:r>
-      <w:r>
-        <w:t xml:space="preserve">0–15;</w:t>
+        <w:t xml:space="preserve">0–100;</w:t>
+      </w:r>
+      <w:r>
+        <w:t xml:space="preserve"> </w:t>
+      </w:r>
+      <w:r>
+        <w:rPr>
+          <w:rStyle w:val="VerbatimChar"/>
+        </w:rPr>
+        <w:t xml:space="preserve">execution</w:t>
+      </w:r>
+      <w:r>
+        <w:t xml:space="preserve"> </w:t>
+      </w:r>
+      <w:r>
+        <w:t xml:space="preserve">0–100;</w:t>
       </w:r>
       <w:r>
         <w:t xml:space="preserve"> </w:t>
@@ -2293,22 +2598,37 @@
         <w:t xml:space="preserve"> </w:t>
       </w:r>
       <w:r>
-        <w:t xml:space="preserve">0–15;</w:t>
-      </w:r>
-      <w:r>
-        <w:t xml:space="preserve"> </w:t>
-      </w:r>
-      <w:r>
-        <w:rPr>
-          <w:rStyle w:val="VerbatimChar"/>
-        </w:rPr>
-        <w:t xml:space="preserve">ux</w:t>
-      </w:r>
-      <w:r>
-        <w:t xml:space="preserve"> </w:t>
-      </w:r>
-      <w:r>
-        <w:t xml:space="preserve">0–15;</w:t>
+        <w:t xml:space="preserve">0–100;</w:t>
+      </w:r>
+      <w:r>
+        <w:t xml:space="preserve"> </w:t>
+      </w:r>
+      <w:r>
+        <w:rPr>
+          <w:rStyle w:val="VerbatimChar"/>
+        </w:rPr>
+        <w:t xml:space="preserve">impact</w:t>
+      </w:r>
+      <w:r>
+        <w:t xml:space="preserve"> </w:t>
+      </w:r>
+      <w:r>
+        <w:t xml:space="preserve">0–100;</w:t>
+      </w:r>
+      <w:r>
+        <w:t xml:space="preserve"> </w:t>
+      </w:r>
+      <w:r>
+        <w:rPr>
+          <w:rStyle w:val="VerbatimChar"/>
+        </w:rPr>
+        <w:t xml:space="preserve">implementation</w:t>
+      </w:r>
+      <w:r>
+        <w:t xml:space="preserve"> </w:t>
+      </w:r>
+      <w:r>
+        <w:t xml:space="preserve">0–100;</w:t>
       </w:r>
       <w:r>
         <w:t xml:space="preserve"> </w:t>
@@ -2323,7 +2643,28 @@
         <w:t xml:space="preserve"> </w:t>
       </w:r>
       <w:r>
-        <w:t xml:space="preserve">0–100;</w:t>
+        <w:t xml:space="preserve">REAL (average of the</w:t>
+      </w:r>
+      <w:r>
+        <w:t xml:space="preserve"> </w:t>
+      </w:r>
+      <w:r>
+        <w:t xml:space="preserve">five);</w:t>
+      </w:r>
+      <w:r>
+        <w:t xml:space="preserve"> </w:t>
+      </w:r>
+      <w:r>
+        <w:rPr>
+          <w:rStyle w:val="VerbatimChar"/>
+        </w:rPr>
+        <w:t xml:space="preserve">investment</w:t>
+      </w:r>
+      <w:r>
+        <w:t xml:space="preserve"> </w:t>
+      </w:r>
+      <w:r>
+        <w:t xml:space="preserve">REAL (how much this judge would invest, ≥ 0);</w:t>
       </w:r>
       <w:r>
         <w:t xml:space="preserve"> </w:t>
@@ -2341,9 +2682,9 @@
         <w:t xml:space="preserve">text.</w:t>
       </w:r>
     </w:p>
-    <w:bookmarkEnd w:id="19"/>
     <w:bookmarkEnd w:id="20"/>
-    <w:bookmarkStart w:id="21" w:name="legacy-migration"/>
+    <w:bookmarkEnd w:id="21"/>
+    <w:bookmarkStart w:id="22" w:name="legacy-migration"/>
     <w:p>
       <w:pPr>
         <w:pStyle w:val="Heading2"/>
@@ -2481,8 +2822,8 @@
         <w:t xml:space="preserve">rows. It runs only on SQLite (fresh Postgres/Neon starts on the new schema).</w:t>
       </w:r>
     </w:p>
-    <w:bookmarkEnd w:id="21"/>
     <w:bookmarkEnd w:id="22"/>
+    <w:bookmarkEnd w:id="23"/>
     <w:sectPr>
       <w:footnotePr>
         <w:numRestart w:val="eachSect"/>
@@ -2730,6 +3071,9 @@
     <w:abstractNumId w:val="991"/>
   </w:num>
   <w:num w:numId="1011">
+    <w:abstractNumId w:val="991"/>
+  </w:num>
+  <w:num w:numId="1012">
     <w:abstractNumId w:val="991"/>
   </w:num>
 </w:numbering>
